--- a/ProjectExplanation.docx
+++ b/ProjectExplanation.docx
@@ -390,21 +390,7 @@
         <w:rPr>
           <w:rFonts w:asciiTheme="minorHAnsi" w:hAnsiTheme="minorHAnsi" w:cstheme="minorHAnsi"/>
         </w:rPr>
-        <w:t xml:space="preserve"> the </w:t>
-      </w:r>
-      <w:proofErr w:type="spellStart"/>
-      <w:r>
-        <w:rPr>
-          <w:rFonts w:asciiTheme="minorHAnsi" w:hAnsiTheme="minorHAnsi" w:cstheme="minorHAnsi"/>
-        </w:rPr>
-        <w:t>PokeAPI</w:t>
-      </w:r>
-      <w:proofErr w:type="spellEnd"/>
-      <w:r>
-        <w:rPr>
-          <w:rFonts w:asciiTheme="minorHAnsi" w:hAnsiTheme="minorHAnsi" w:cstheme="minorHAnsi"/>
-        </w:rPr>
-        <w:t xml:space="preserve"> client here. It handles HTTP calls and maps external JSON into domain models.</w:t>
+        <w:t xml:space="preserve"> the PokeAPI client here. It handles HTTP calls and maps external JSON into domain models.</w:t>
       </w:r>
       <w:r>
         <w:rPr>
@@ -426,25 +412,7 @@
           <w:b/>
           <w:bCs/>
         </w:rPr>
-        <w:t>API Layer (</w:t>
-      </w:r>
-      <w:proofErr w:type="spellStart"/>
-      <w:r>
-        <w:rPr>
-          <w:rFonts w:asciiTheme="minorHAnsi" w:hAnsiTheme="minorHAnsi" w:cstheme="minorHAnsi"/>
-          <w:b/>
-          <w:bCs/>
-        </w:rPr>
-        <w:t>WebAPI</w:t>
-      </w:r>
-      <w:proofErr w:type="spellEnd"/>
-      <w:r>
-        <w:rPr>
-          <w:rFonts w:asciiTheme="minorHAnsi" w:hAnsiTheme="minorHAnsi" w:cstheme="minorHAnsi"/>
-          <w:b/>
-          <w:bCs/>
-        </w:rPr>
-        <w:t>)</w:t>
+        <w:t>API Layer (WebAPI)</w:t>
       </w:r>
     </w:p>
     <w:p>
@@ -509,7 +477,6 @@
           <w:rFonts w:asciiTheme="minorHAnsi" w:hAnsiTheme="minorHAnsi" w:cstheme="minorHAnsi"/>
         </w:rPr>
       </w:pPr>
-      <w:proofErr w:type="spellStart"/>
       <w:r>
         <w:rPr>
           <w:rFonts w:asciiTheme="minorHAnsi" w:hAnsiTheme="minorHAnsi" w:cstheme="minorHAnsi"/>
@@ -518,7 +485,6 @@
         </w:rPr>
         <w:t>Pokemon</w:t>
       </w:r>
-      <w:proofErr w:type="spellEnd"/>
       <w:r>
         <w:rPr>
           <w:rFonts w:asciiTheme="minorHAnsi" w:hAnsiTheme="minorHAnsi" w:cstheme="minorHAnsi"/>
@@ -539,7 +505,6 @@
           <w:rFonts w:asciiTheme="minorHAnsi" w:hAnsiTheme="minorHAnsi" w:cstheme="minorHAnsi"/>
         </w:rPr>
       </w:pPr>
-      <w:proofErr w:type="spellStart"/>
       <w:r>
         <w:rPr>
           <w:rFonts w:asciiTheme="minorHAnsi" w:hAnsiTheme="minorHAnsi" w:cstheme="minorHAnsi"/>
@@ -548,7 +513,6 @@
         </w:rPr>
         <w:t>PokemonDTO</w:t>
       </w:r>
-      <w:proofErr w:type="spellEnd"/>
       <w:r>
         <w:rPr>
           <w:rFonts w:asciiTheme="minorHAnsi" w:hAnsiTheme="minorHAnsi" w:cstheme="minorHAnsi"/>
@@ -581,7 +545,6 @@
           <w:rFonts w:asciiTheme="minorHAnsi" w:hAnsiTheme="minorHAnsi" w:cstheme="minorHAnsi"/>
         </w:rPr>
       </w:pPr>
-      <w:proofErr w:type="spellStart"/>
       <w:r>
         <w:rPr>
           <w:rFonts w:asciiTheme="minorHAnsi" w:hAnsiTheme="minorHAnsi" w:cstheme="minorHAnsi"/>
@@ -590,26 +553,11 @@
         </w:rPr>
         <w:t>PokemonAPIResponse</w:t>
       </w:r>
-      <w:proofErr w:type="spellEnd"/>
-      <w:r>
-        <w:rPr>
-          <w:rFonts w:asciiTheme="minorHAnsi" w:hAnsiTheme="minorHAnsi" w:cstheme="minorHAnsi"/>
-        </w:rPr>
-        <w:t xml:space="preserve">: Model to map </w:t>
-      </w:r>
-      <w:proofErr w:type="spellStart"/>
-      <w:r>
-        <w:rPr>
-          <w:rFonts w:asciiTheme="minorHAnsi" w:hAnsiTheme="minorHAnsi" w:cstheme="minorHAnsi"/>
-        </w:rPr>
-        <w:t>json</w:t>
-      </w:r>
-      <w:proofErr w:type="spellEnd"/>
-      <w:r>
-        <w:rPr>
-          <w:rFonts w:asciiTheme="minorHAnsi" w:hAnsiTheme="minorHAnsi" w:cstheme="minorHAnsi"/>
-        </w:rPr>
-        <w:t xml:space="preserve"> fields from external API </w:t>
+      <w:r>
+        <w:rPr>
+          <w:rFonts w:asciiTheme="minorHAnsi" w:hAnsiTheme="minorHAnsi" w:cstheme="minorHAnsi"/>
+        </w:rPr>
+        <w:t xml:space="preserve">: Model to map json fields from external API </w:t>
       </w:r>
     </w:p>
     <w:p>
@@ -641,7 +589,6 @@
           <w:rFonts w:asciiTheme="minorHAnsi" w:hAnsiTheme="minorHAnsi" w:cstheme="minorHAnsi"/>
         </w:rPr>
       </w:pPr>
-      <w:proofErr w:type="spellStart"/>
       <w:r>
         <w:rPr>
           <w:rFonts w:asciiTheme="minorHAnsi" w:hAnsiTheme="minorHAnsi" w:cstheme="minorHAnsi"/>
@@ -650,7 +597,6 @@
         </w:rPr>
         <w:t>BattleResults</w:t>
       </w:r>
-      <w:proofErr w:type="spellEnd"/>
       <w:r>
         <w:rPr>
           <w:rFonts w:asciiTheme="minorHAnsi" w:hAnsiTheme="minorHAnsi" w:cstheme="minorHAnsi"/>
@@ -665,7 +611,6 @@
           <w:rFonts w:asciiTheme="minorHAnsi" w:hAnsiTheme="minorHAnsi" w:cstheme="minorHAnsi"/>
         </w:rPr>
       </w:pPr>
-      <w:proofErr w:type="spellStart"/>
       <w:r>
         <w:rPr>
           <w:rFonts w:asciiTheme="minorHAnsi" w:hAnsiTheme="minorHAnsi" w:cstheme="minorHAnsi"/>
@@ -674,40 +619,11 @@
         </w:rPr>
         <w:t>SortOptions</w:t>
       </w:r>
-      <w:proofErr w:type="spellEnd"/>
-      <w:r>
-        <w:rPr>
-          <w:rFonts w:asciiTheme="minorHAnsi" w:hAnsiTheme="minorHAnsi" w:cstheme="minorHAnsi"/>
-        </w:rPr>
-        <w:t xml:space="preserve">: </w:t>
-      </w:r>
-      <w:proofErr w:type="spellStart"/>
-      <w:r>
-        <w:rPr>
-          <w:rFonts w:asciiTheme="minorHAnsi" w:hAnsiTheme="minorHAnsi" w:cstheme="minorHAnsi"/>
-        </w:rPr>
-        <w:t>SortOptions</w:t>
-      </w:r>
-      <w:proofErr w:type="spellEnd"/>
-      <w:r>
-        <w:rPr>
-          <w:rFonts w:asciiTheme="minorHAnsi" w:hAnsiTheme="minorHAnsi" w:cstheme="minorHAnsi"/>
-        </w:rPr>
-        <w:t xml:space="preserve"> &amp; </w:t>
-      </w:r>
-      <w:proofErr w:type="spellStart"/>
-      <w:r>
-        <w:rPr>
-          <w:rFonts w:asciiTheme="minorHAnsi" w:hAnsiTheme="minorHAnsi" w:cstheme="minorHAnsi"/>
-        </w:rPr>
-        <w:t>SortDirection</w:t>
-      </w:r>
-      <w:proofErr w:type="spellEnd"/>
-      <w:r>
-        <w:rPr>
-          <w:rFonts w:asciiTheme="minorHAnsi" w:hAnsiTheme="minorHAnsi" w:cstheme="minorHAnsi"/>
-        </w:rPr>
-        <w:t xml:space="preserve"> Enums used to keep sorting predictable and type-safe.</w:t>
+      <w:r>
+        <w:rPr>
+          <w:rFonts w:asciiTheme="minorHAnsi" w:hAnsiTheme="minorHAnsi" w:cstheme="minorHAnsi"/>
+        </w:rPr>
+        <w:t>: SortOptions &amp; SortDirection Enums used to keep sorting predictable and type-safe.</w:t>
       </w:r>
     </w:p>
     <w:p>
@@ -796,21 +712,7 @@
         <w:rPr>
           <w:rFonts w:asciiTheme="minorHAnsi" w:hAnsiTheme="minorHAnsi" w:cstheme="minorHAnsi"/>
         </w:rPr>
-        <w:t xml:space="preserve">I used </w:t>
-      </w:r>
-      <w:proofErr w:type="spellStart"/>
-      <w:r>
-        <w:rPr>
-          <w:rFonts w:asciiTheme="minorHAnsi" w:hAnsiTheme="minorHAnsi" w:cstheme="minorHAnsi"/>
-        </w:rPr>
-        <w:t>enums</w:t>
-      </w:r>
-      <w:proofErr w:type="spellEnd"/>
-      <w:r>
-        <w:rPr>
-          <w:rFonts w:asciiTheme="minorHAnsi" w:hAnsiTheme="minorHAnsi" w:cstheme="minorHAnsi"/>
-        </w:rPr>
-        <w:t xml:space="preserve"> to avoid hardcoded strings and make sorting options predictable and easy to maintain.</w:t>
+        <w:t>I used enums to avoid hardcoded strings and make sorting options predictable and easy to maintain.</w:t>
       </w:r>
     </w:p>
     <w:p>
@@ -884,35 +786,7 @@
         <w:rPr>
           <w:rFonts w:asciiTheme="minorHAnsi" w:hAnsiTheme="minorHAnsi" w:cstheme="minorHAnsi"/>
         </w:rPr>
-        <w:t xml:space="preserve">battle rules in </w:t>
-      </w:r>
-      <w:proofErr w:type="spellStart"/>
-      <w:r>
-        <w:rPr>
-          <w:rFonts w:asciiTheme="minorHAnsi" w:hAnsiTheme="minorHAnsi" w:cstheme="minorHAnsi"/>
-        </w:rPr>
-        <w:t>BattleService</w:t>
-      </w:r>
-      <w:proofErr w:type="spellEnd"/>
-      <w:r>
-        <w:rPr>
-          <w:rFonts w:asciiTheme="minorHAnsi" w:hAnsiTheme="minorHAnsi" w:cstheme="minorHAnsi"/>
-        </w:rPr>
-        <w:t xml:space="preserve">, tournament flow in </w:t>
-      </w:r>
-      <w:proofErr w:type="spellStart"/>
-      <w:r>
-        <w:rPr>
-          <w:rFonts w:asciiTheme="minorHAnsi" w:hAnsiTheme="minorHAnsi" w:cstheme="minorHAnsi"/>
-        </w:rPr>
-        <w:t>TournamentService</w:t>
-      </w:r>
-      <w:proofErr w:type="spellEnd"/>
-      <w:r>
-        <w:rPr>
-          <w:rFonts w:asciiTheme="minorHAnsi" w:hAnsiTheme="minorHAnsi" w:cstheme="minorHAnsi"/>
-        </w:rPr>
-        <w:t>. This made the backend easier to understand and change</w:t>
+        <w:t>battle rules in BattleService, tournament flow in TournamentService. This made the backend easier to understand and change</w:t>
       </w:r>
     </w:p>
     <w:p>
@@ -1005,21 +879,7 @@
         <w:rPr>
           <w:rFonts w:asciiTheme="minorHAnsi" w:hAnsiTheme="minorHAnsi" w:cstheme="minorHAnsi"/>
         </w:rPr>
-        <w:t xml:space="preserve">I defined interfaces like </w:t>
-      </w:r>
-      <w:proofErr w:type="spellStart"/>
-      <w:r>
-        <w:rPr>
-          <w:rFonts w:asciiTheme="minorHAnsi" w:hAnsiTheme="minorHAnsi" w:cstheme="minorHAnsi"/>
-        </w:rPr>
-        <w:t>IPokeClient</w:t>
-      </w:r>
-      <w:proofErr w:type="spellEnd"/>
-      <w:r>
-        <w:rPr>
-          <w:rFonts w:asciiTheme="minorHAnsi" w:hAnsiTheme="minorHAnsi" w:cstheme="minorHAnsi"/>
-        </w:rPr>
-        <w:t xml:space="preserve"> to separate “what the service does” from “how it does it,” making the architecture flexible and testable.</w:t>
+        <w:t>I defined interfaces like IPokeClient to separate “what the service does” from “how it does it,” making the architecture flexible and testable.</w:t>
       </w:r>
     </w:p>
     <w:p>
@@ -1053,7 +913,6 @@
           <w:rFonts w:asciiTheme="minorHAnsi" w:hAnsiTheme="minorHAnsi" w:cstheme="minorHAnsi"/>
         </w:rPr>
       </w:pPr>
-      <w:proofErr w:type="spellStart"/>
       <w:r>
         <w:rPr>
           <w:rFonts w:asciiTheme="minorHAnsi" w:hAnsiTheme="minorHAnsi" w:cstheme="minorHAnsi"/>
@@ -1063,9 +922,218 @@
           <w:sz w:val="25"/>
           <w:szCs w:val="25"/>
         </w:rPr>
-        <w:t>PokeAPI</w:t>
-      </w:r>
-      <w:proofErr w:type="spellEnd"/>
+        <w:t>PokeAPI Client</w:t>
+      </w:r>
+    </w:p>
+    <w:p>
+      <w:pPr>
+        <w:spacing w:line="320" w:lineRule="auto"/>
+        <w:jc w:val="both"/>
+        <w:rPr>
+          <w:rFonts w:asciiTheme="minorHAnsi" w:hAnsiTheme="minorHAnsi" w:cstheme="minorHAnsi"/>
+        </w:rPr>
+      </w:pPr>
+      <w:r>
+        <w:rPr>
+          <w:rFonts w:asciiTheme="minorHAnsi" w:hAnsiTheme="minorHAnsi" w:cstheme="minorHAnsi"/>
+        </w:rPr>
+        <w:t>I create</w:t>
+      </w:r>
+      <w:r>
+        <w:rPr>
+          <w:rFonts w:asciiTheme="minorHAnsi" w:hAnsiTheme="minorHAnsi" w:cstheme="minorHAnsi"/>
+        </w:rPr>
+        <w:t>d</w:t>
+      </w:r>
+      <w:r>
+        <w:rPr>
+          <w:rFonts w:asciiTheme="minorHAnsi" w:hAnsiTheme="minorHAnsi" w:cstheme="minorHAnsi"/>
+        </w:rPr>
+        <w:t xml:space="preserve"> a dedicated client to communicate with PokeAPI.</w:t>
+      </w:r>
+    </w:p>
+    <w:p>
+      <w:pPr>
+        <w:pStyle w:val="ListParagraph"/>
+        <w:numPr>
+          <w:ilvl w:val="0"/>
+          <w:numId w:val="2"/>
+        </w:numPr>
+        <w:spacing w:line="320" w:lineRule="auto"/>
+        <w:rPr>
+          <w:rFonts w:asciiTheme="minorHAnsi" w:hAnsiTheme="minorHAnsi" w:cstheme="minorHAnsi"/>
+        </w:rPr>
+      </w:pPr>
+      <w:r>
+        <w:rPr>
+          <w:rFonts w:asciiTheme="minorHAnsi" w:hAnsiTheme="minorHAnsi" w:cstheme="minorHAnsi"/>
+        </w:rPr>
+        <w:t>IPokeClient</w:t>
+      </w:r>
+      <w:r>
+        <w:rPr>
+          <w:rFonts w:asciiTheme="minorHAnsi" w:hAnsiTheme="minorHAnsi" w:cstheme="minorHAnsi"/>
+        </w:rPr>
+        <w:t xml:space="preserve">: </w:t>
+      </w:r>
+      <w:r>
+        <w:rPr>
+          <w:rFonts w:asciiTheme="minorHAnsi" w:hAnsiTheme="minorHAnsi" w:cstheme="minorHAnsi"/>
+        </w:rPr>
+        <w:t>Defines how the application fetches Pokémon.</w:t>
+      </w:r>
+    </w:p>
+    <w:p>
+      <w:pPr>
+        <w:pStyle w:val="ListParagraph"/>
+        <w:numPr>
+          <w:ilvl w:val="0"/>
+          <w:numId w:val="2"/>
+        </w:numPr>
+        <w:spacing w:line="320" w:lineRule="auto"/>
+        <w:rPr>
+          <w:rFonts w:asciiTheme="minorHAnsi" w:hAnsiTheme="minorHAnsi" w:cstheme="minorHAnsi"/>
+        </w:rPr>
+      </w:pPr>
+      <w:r>
+        <w:rPr>
+          <w:rFonts w:asciiTheme="minorHAnsi" w:hAnsiTheme="minorHAnsi" w:cstheme="minorHAnsi"/>
+        </w:rPr>
+        <w:t>PokeClient</w:t>
+      </w:r>
+      <w:r>
+        <w:rPr>
+          <w:rFonts w:asciiTheme="minorHAnsi" w:hAnsiTheme="minorHAnsi" w:cstheme="minorHAnsi"/>
+        </w:rPr>
+        <w:t xml:space="preserve">: </w:t>
+      </w:r>
+      <w:r>
+        <w:rPr>
+          <w:rFonts w:asciiTheme="minorHAnsi" w:hAnsiTheme="minorHAnsi" w:cstheme="minorHAnsi"/>
+        </w:rPr>
+        <w:t>Implements the interface using HttpClient.</w:t>
+      </w:r>
+    </w:p>
+    <w:p>
+      <w:pPr>
+        <w:spacing w:after="90" w:line="300" w:lineRule="auto"/>
+        <w:rPr>
+          <w:rFonts w:asciiTheme="minorHAnsi" w:hAnsiTheme="minorHAnsi" w:cstheme="minorHAnsi"/>
+        </w:rPr>
+      </w:pPr>
+      <w:r>
+        <w:rPr>
+          <w:rFonts w:asciiTheme="minorHAnsi" w:hAnsiTheme="minorHAnsi" w:cstheme="minorHAnsi"/>
+        </w:rPr>
+        <w:t xml:space="preserve">This keeps </w:t>
+      </w:r>
+      <w:r>
+        <w:rPr>
+          <w:rFonts w:asciiTheme="minorHAnsi" w:hAnsiTheme="minorHAnsi" w:cstheme="minorHAnsi"/>
+        </w:rPr>
+        <w:t>controllers clean</w:t>
+      </w:r>
+      <w:r>
+        <w:rPr>
+          <w:rFonts w:asciiTheme="minorHAnsi" w:hAnsiTheme="minorHAnsi" w:cstheme="minorHAnsi"/>
+        </w:rPr>
+        <w:t>, m</w:t>
+      </w:r>
+      <w:r>
+        <w:rPr>
+          <w:rFonts w:asciiTheme="minorHAnsi" w:hAnsiTheme="minorHAnsi" w:cstheme="minorHAnsi"/>
+        </w:rPr>
+        <w:t>akes API calls testable</w:t>
+      </w:r>
+      <w:r>
+        <w:rPr>
+          <w:rFonts w:asciiTheme="minorHAnsi" w:hAnsiTheme="minorHAnsi" w:cstheme="minorHAnsi"/>
+        </w:rPr>
+        <w:t>, f</w:t>
+      </w:r>
+      <w:r>
+        <w:rPr>
+          <w:rFonts w:asciiTheme="minorHAnsi" w:hAnsiTheme="minorHAnsi" w:cstheme="minorHAnsi"/>
+        </w:rPr>
+        <w:t>ollows dependency inversion</w:t>
+      </w:r>
+      <w:r>
+        <w:rPr>
+          <w:rFonts w:asciiTheme="minorHAnsi" w:hAnsiTheme="minorHAnsi" w:cstheme="minorHAnsi"/>
+        </w:rPr>
+        <w:t>, a</w:t>
+      </w:r>
+      <w:r>
+        <w:rPr>
+          <w:rFonts w:asciiTheme="minorHAnsi" w:hAnsiTheme="minorHAnsi" w:cstheme="minorHAnsi"/>
+        </w:rPr>
+        <w:t>llows mocking during tests</w:t>
+      </w:r>
+    </w:p>
+    <w:p>
+      <w:pPr>
+        <w:spacing w:after="90" w:line="300" w:lineRule="auto"/>
+        <w:rPr>
+          <w:rFonts w:asciiTheme="minorHAnsi" w:hAnsiTheme="minorHAnsi" w:cstheme="minorHAnsi"/>
+        </w:rPr>
+      </w:pPr>
+      <w:r>
+        <w:rPr>
+          <w:rFonts w:asciiTheme="minorHAnsi" w:hAnsiTheme="minorHAnsi" w:cstheme="minorHAnsi"/>
+        </w:rPr>
+        <w:t>Store external API base URL in</w:t>
+      </w:r>
+      <w:r>
+        <w:rPr>
+          <w:rFonts w:asciiTheme="minorHAnsi" w:hAnsiTheme="minorHAnsi" w:cstheme="minorHAnsi"/>
+          <w:b/>
+          <w:bCs/>
+        </w:rPr>
+        <w:t xml:space="preserve"> appsettings.</w:t>
+      </w:r>
+      <w:r>
+        <w:rPr>
+          <w:rFonts w:asciiTheme="minorHAnsi" w:hAnsiTheme="minorHAnsi" w:cstheme="minorHAnsi"/>
+          <w:b/>
+          <w:bCs/>
+        </w:rPr>
+        <w:t>json</w:t>
+      </w:r>
+      <w:r>
+        <w:rPr>
+          <w:rFonts w:asciiTheme="minorHAnsi" w:hAnsiTheme="minorHAnsi" w:cstheme="minorHAnsi"/>
+        </w:rPr>
+        <w:t xml:space="preserve"> instead of hardcoding it. This keeps external dependencies flexible and environment</w:t>
+      </w:r>
+      <w:r>
+        <w:rPr>
+          <w:rFonts w:asciiTheme="minorHAnsi" w:hAnsiTheme="minorHAnsi" w:cstheme="minorHAnsi"/>
+        </w:rPr>
+        <w:noBreakHyphen/>
+        <w:t>specific.</w:t>
+      </w:r>
+    </w:p>
+    <w:p>
+      <w:pPr>
+        <w:pStyle w:val="Heading2"/>
+      </w:pPr>
+    </w:p>
+    <w:p>
+      <w:pPr>
+        <w:pStyle w:val="Heading2"/>
+      </w:pPr>
+      <w:r>
+        <w:t>Application Layer</w:t>
+      </w:r>
+    </w:p>
+    <w:p>
+      <w:pPr>
+        <w:pStyle w:val="Heading2"/>
+        <w:spacing w:before="260" w:after="100"/>
+        <w:rPr>
+          <w:rFonts w:asciiTheme="minorHAnsi" w:hAnsiTheme="minorHAnsi" w:cstheme="minorHAnsi"/>
+        </w:rPr>
+      </w:pPr>
       <w:r>
         <w:rPr>
           <w:rFonts w:asciiTheme="minorHAnsi" w:hAnsiTheme="minorHAnsi" w:cstheme="minorHAnsi"/>
@@ -1075,7 +1143,7 @@
           <w:sz w:val="25"/>
           <w:szCs w:val="25"/>
         </w:rPr>
-        <w:t xml:space="preserve"> Client</w:t>
+        <w:t>TournamentService</w:t>
       </w:r>
     </w:p>
     <w:p>
@@ -1090,7 +1158,159 @@
         <w:rPr>
           <w:rFonts w:asciiTheme="minorHAnsi" w:hAnsiTheme="minorHAnsi" w:cstheme="minorHAnsi"/>
         </w:rPr>
-        <w:t>I create</w:t>
+        <w:t>This service:</w:t>
+      </w:r>
+    </w:p>
+    <w:p>
+      <w:pPr>
+        <w:pStyle w:val="ListParagraph"/>
+        <w:numPr>
+          <w:ilvl w:val="0"/>
+          <w:numId w:val="1"/>
+        </w:numPr>
+        <w:spacing w:line="300" w:lineRule="auto"/>
+        <w:rPr>
+          <w:rFonts w:asciiTheme="minorHAnsi" w:hAnsiTheme="minorHAnsi" w:cstheme="minorHAnsi"/>
+        </w:rPr>
+      </w:pPr>
+      <w:r>
+        <w:rPr>
+          <w:rFonts w:asciiTheme="minorHAnsi" w:hAnsiTheme="minorHAnsi" w:cstheme="minorHAnsi"/>
+        </w:rPr>
+        <w:t>Fetches Pokémon</w:t>
+      </w:r>
+    </w:p>
+    <w:p>
+      <w:pPr>
+        <w:pStyle w:val="ListParagraph"/>
+        <w:numPr>
+          <w:ilvl w:val="0"/>
+          <w:numId w:val="1"/>
+        </w:numPr>
+        <w:spacing w:line="300" w:lineRule="auto"/>
+        <w:rPr>
+          <w:rFonts w:asciiTheme="minorHAnsi" w:hAnsiTheme="minorHAnsi" w:cstheme="minorHAnsi"/>
+        </w:rPr>
+      </w:pPr>
+      <w:r>
+        <w:rPr>
+          <w:rFonts w:asciiTheme="minorHAnsi" w:hAnsiTheme="minorHAnsi" w:cstheme="minorHAnsi"/>
+        </w:rPr>
+        <w:t>Runs battles</w:t>
+      </w:r>
+    </w:p>
+    <w:p>
+      <w:pPr>
+        <w:pStyle w:val="ListParagraph"/>
+        <w:numPr>
+          <w:ilvl w:val="0"/>
+          <w:numId w:val="1"/>
+        </w:numPr>
+        <w:spacing w:line="300" w:lineRule="auto"/>
+        <w:rPr>
+          <w:rFonts w:asciiTheme="minorHAnsi" w:hAnsiTheme="minorHAnsi" w:cstheme="minorHAnsi"/>
+        </w:rPr>
+      </w:pPr>
+      <w:r>
+        <w:rPr>
+          <w:rFonts w:asciiTheme="minorHAnsi" w:hAnsiTheme="minorHAnsi" w:cstheme="minorHAnsi"/>
+        </w:rPr>
+        <w:t>Calculates wins/losses/ties</w:t>
+      </w:r>
+    </w:p>
+    <w:p>
+      <w:pPr>
+        <w:pStyle w:val="ListParagraph"/>
+        <w:numPr>
+          <w:ilvl w:val="0"/>
+          <w:numId w:val="1"/>
+        </w:numPr>
+        <w:spacing w:line="300" w:lineRule="auto"/>
+        <w:rPr>
+          <w:rFonts w:asciiTheme="minorHAnsi" w:hAnsiTheme="minorHAnsi" w:cstheme="minorHAnsi"/>
+        </w:rPr>
+      </w:pPr>
+      <w:r>
+        <w:rPr>
+          <w:rFonts w:asciiTheme="minorHAnsi" w:hAnsiTheme="minorHAnsi" w:cstheme="minorHAnsi"/>
+        </w:rPr>
+        <w:t>Sorts results</w:t>
+      </w:r>
+    </w:p>
+    <w:p>
+      <w:pPr>
+        <w:pStyle w:val="ListParagraph"/>
+        <w:numPr>
+          <w:ilvl w:val="0"/>
+          <w:numId w:val="1"/>
+        </w:numPr>
+        <w:spacing w:line="300" w:lineRule="auto"/>
+        <w:rPr>
+          <w:rFonts w:asciiTheme="minorHAnsi" w:hAnsiTheme="minorHAnsi" w:cstheme="minorHAnsi"/>
+        </w:rPr>
+      </w:pPr>
+      <w:r>
+        <w:rPr>
+          <w:rFonts w:asciiTheme="minorHAnsi" w:hAnsiTheme="minorHAnsi" w:cstheme="minorHAnsi"/>
+        </w:rPr>
+        <w:t>Returns final statistics</w:t>
+      </w:r>
+    </w:p>
+    <w:p>
+      <w:pPr>
+        <w:spacing w:line="300" w:lineRule="auto"/>
+        <w:rPr>
+          <w:rFonts w:asciiTheme="minorHAnsi" w:hAnsiTheme="minorHAnsi" w:cstheme="minorHAnsi"/>
+        </w:rPr>
+      </w:pPr>
+    </w:p>
+    <w:p>
+      <w:pPr>
+        <w:spacing w:line="300" w:lineRule="auto"/>
+        <w:rPr>
+          <w:rFonts w:asciiTheme="minorHAnsi" w:hAnsiTheme="minorHAnsi" w:cstheme="minorHAnsi"/>
+        </w:rPr>
+      </w:pPr>
+      <w:r>
+        <w:rPr>
+          <w:rFonts w:asciiTheme="minorHAnsi" w:hAnsiTheme="minorHAnsi" w:cstheme="minorHAnsi"/>
+          <w:b/>
+          <w:bCs/>
+        </w:rPr>
+        <w:t>Steps</w:t>
+      </w:r>
+      <w:r>
+        <w:rPr>
+          <w:rFonts w:asciiTheme="minorHAnsi" w:hAnsiTheme="minorHAnsi" w:cstheme="minorHAnsi"/>
+        </w:rPr>
+        <w:t>:</w:t>
+      </w:r>
+    </w:p>
+    <w:p>
+      <w:pPr>
+        <w:pStyle w:val="ListParagraph"/>
+        <w:numPr>
+          <w:ilvl w:val="0"/>
+          <w:numId w:val="3"/>
+        </w:numPr>
+        <w:spacing w:line="300" w:lineRule="auto"/>
+        <w:rPr>
+          <w:rFonts w:asciiTheme="minorHAnsi" w:hAnsiTheme="minorHAnsi" w:cstheme="minorHAnsi"/>
+        </w:rPr>
+      </w:pPr>
+      <w:r>
+        <w:rPr>
+          <w:rFonts w:asciiTheme="minorHAnsi" w:hAnsiTheme="minorHAnsi" w:cstheme="minorHAnsi"/>
+          <w:b/>
+          <w:bCs/>
+        </w:rPr>
+        <w:t>Generate random Pokémon IDs</w:t>
+      </w:r>
+      <w:r>
+        <w:rPr>
+          <w:rFonts w:asciiTheme="minorHAnsi" w:hAnsiTheme="minorHAnsi" w:cstheme="minorHAnsi"/>
+        </w:rPr>
+        <w:t>: I first generate</w:t>
       </w:r>
       <w:r>
         <w:rPr>
@@ -1102,211 +1322,145 @@
         <w:rPr>
           <w:rFonts w:asciiTheme="minorHAnsi" w:hAnsiTheme="minorHAnsi" w:cstheme="minorHAnsi"/>
         </w:rPr>
-        <w:t xml:space="preserve"> a dedicated client to communicate with </w:t>
-      </w:r>
-      <w:proofErr w:type="spellStart"/>
-      <w:r>
-        <w:rPr>
-          <w:rFonts w:asciiTheme="minorHAnsi" w:hAnsiTheme="minorHAnsi" w:cstheme="minorHAnsi"/>
-        </w:rPr>
-        <w:t>PokeAPI</w:t>
-      </w:r>
-      <w:proofErr w:type="spellEnd"/>
-      <w:r>
-        <w:rPr>
-          <w:rFonts w:asciiTheme="minorHAnsi" w:hAnsiTheme="minorHAnsi" w:cstheme="minorHAnsi"/>
-        </w:rPr>
-        <w:t>.</w:t>
-      </w:r>
-    </w:p>
-    <w:p>
-      <w:pPr>
-        <w:pStyle w:val="ListParagraph"/>
-        <w:numPr>
-          <w:ilvl w:val="0"/>
-          <w:numId w:val="2"/>
-        </w:numPr>
-        <w:spacing w:line="320" w:lineRule="auto"/>
-        <w:rPr>
-          <w:rFonts w:asciiTheme="minorHAnsi" w:hAnsiTheme="minorHAnsi" w:cstheme="minorHAnsi"/>
-        </w:rPr>
-      </w:pPr>
-      <w:proofErr w:type="spellStart"/>
-      <w:r>
-        <w:rPr>
-          <w:rFonts w:asciiTheme="minorHAnsi" w:hAnsiTheme="minorHAnsi" w:cstheme="minorHAnsi"/>
-        </w:rPr>
-        <w:t>IPokeClient</w:t>
-      </w:r>
-      <w:proofErr w:type="spellEnd"/>
-      <w:r>
-        <w:rPr>
-          <w:rFonts w:asciiTheme="minorHAnsi" w:hAnsiTheme="minorHAnsi" w:cstheme="minorHAnsi"/>
-        </w:rPr>
-        <w:t xml:space="preserve">: </w:t>
-      </w:r>
-      <w:r>
-        <w:rPr>
-          <w:rFonts w:asciiTheme="minorHAnsi" w:hAnsiTheme="minorHAnsi" w:cstheme="minorHAnsi"/>
-        </w:rPr>
-        <w:t>Defines how the application fetches Pokémon.</w:t>
-      </w:r>
-    </w:p>
-    <w:p>
-      <w:pPr>
-        <w:pStyle w:val="ListParagraph"/>
-        <w:numPr>
-          <w:ilvl w:val="0"/>
-          <w:numId w:val="2"/>
-        </w:numPr>
-        <w:spacing w:line="320" w:lineRule="auto"/>
-        <w:rPr>
-          <w:rFonts w:asciiTheme="minorHAnsi" w:hAnsiTheme="minorHAnsi" w:cstheme="minorHAnsi"/>
-        </w:rPr>
-      </w:pPr>
-      <w:proofErr w:type="spellStart"/>
-      <w:r>
-        <w:rPr>
-          <w:rFonts w:asciiTheme="minorHAnsi" w:hAnsiTheme="minorHAnsi" w:cstheme="minorHAnsi"/>
-        </w:rPr>
-        <w:t>PokeClient</w:t>
-      </w:r>
-      <w:proofErr w:type="spellEnd"/>
-      <w:r>
-        <w:rPr>
-          <w:rFonts w:asciiTheme="minorHAnsi" w:hAnsiTheme="minorHAnsi" w:cstheme="minorHAnsi"/>
-        </w:rPr>
-        <w:t xml:space="preserve">: </w:t>
-      </w:r>
-      <w:r>
-        <w:rPr>
-          <w:rFonts w:asciiTheme="minorHAnsi" w:hAnsiTheme="minorHAnsi" w:cstheme="minorHAnsi"/>
-        </w:rPr>
-        <w:t>Implements the interface using HttpClient.</w:t>
-      </w:r>
-    </w:p>
-    <w:p>
-      <w:pPr>
-        <w:spacing w:after="90" w:line="300" w:lineRule="auto"/>
-        <w:rPr>
-          <w:rFonts w:asciiTheme="minorHAnsi" w:hAnsiTheme="minorHAnsi" w:cstheme="minorHAnsi"/>
-        </w:rPr>
-      </w:pPr>
-      <w:r>
-        <w:rPr>
-          <w:rFonts w:asciiTheme="minorHAnsi" w:hAnsiTheme="minorHAnsi" w:cstheme="minorHAnsi"/>
-        </w:rPr>
-        <w:t xml:space="preserve">This keeps </w:t>
-      </w:r>
-      <w:r>
-        <w:rPr>
-          <w:rFonts w:asciiTheme="minorHAnsi" w:hAnsiTheme="minorHAnsi" w:cstheme="minorHAnsi"/>
-        </w:rPr>
-        <w:t>controllers clean</w:t>
-      </w:r>
-      <w:r>
-        <w:rPr>
-          <w:rFonts w:asciiTheme="minorHAnsi" w:hAnsiTheme="minorHAnsi" w:cstheme="minorHAnsi"/>
-        </w:rPr>
-        <w:t>, m</w:t>
-      </w:r>
-      <w:r>
-        <w:rPr>
-          <w:rFonts w:asciiTheme="minorHAnsi" w:hAnsiTheme="minorHAnsi" w:cstheme="minorHAnsi"/>
-        </w:rPr>
-        <w:t>akes API calls testable</w:t>
-      </w:r>
-      <w:r>
-        <w:rPr>
-          <w:rFonts w:asciiTheme="minorHAnsi" w:hAnsiTheme="minorHAnsi" w:cstheme="minorHAnsi"/>
-        </w:rPr>
-        <w:t>, f</w:t>
-      </w:r>
-      <w:r>
-        <w:rPr>
-          <w:rFonts w:asciiTheme="minorHAnsi" w:hAnsiTheme="minorHAnsi" w:cstheme="minorHAnsi"/>
-        </w:rPr>
-        <w:t>ollows dependency inversion</w:t>
-      </w:r>
-      <w:r>
-        <w:rPr>
-          <w:rFonts w:asciiTheme="minorHAnsi" w:hAnsiTheme="minorHAnsi" w:cstheme="minorHAnsi"/>
-        </w:rPr>
-        <w:t>, a</w:t>
-      </w:r>
-      <w:r>
-        <w:rPr>
-          <w:rFonts w:asciiTheme="minorHAnsi" w:hAnsiTheme="minorHAnsi" w:cstheme="minorHAnsi"/>
-        </w:rPr>
-        <w:t>llows mocking during tests</w:t>
-      </w:r>
-    </w:p>
-    <w:p>
-      <w:pPr>
-        <w:spacing w:after="90" w:line="300" w:lineRule="auto"/>
-        <w:rPr>
-          <w:rFonts w:asciiTheme="minorHAnsi" w:hAnsiTheme="minorHAnsi" w:cstheme="minorHAnsi"/>
-        </w:rPr>
-      </w:pPr>
-      <w:r>
-        <w:rPr>
-          <w:rFonts w:asciiTheme="minorHAnsi" w:hAnsiTheme="minorHAnsi" w:cstheme="minorHAnsi"/>
-        </w:rPr>
-        <w:t>Store external API base URL in</w:t>
-      </w:r>
-      <w:r>
-        <w:rPr>
-          <w:rFonts w:asciiTheme="minorHAnsi" w:hAnsiTheme="minorHAnsi" w:cstheme="minorHAnsi"/>
-          <w:b/>
-          <w:bCs/>
-        </w:rPr>
-        <w:t xml:space="preserve"> </w:t>
-      </w:r>
-      <w:proofErr w:type="spellStart"/>
-      <w:proofErr w:type="gramStart"/>
-      <w:r>
-        <w:rPr>
-          <w:rFonts w:asciiTheme="minorHAnsi" w:hAnsiTheme="minorHAnsi" w:cstheme="minorHAnsi"/>
-          <w:b/>
-          <w:bCs/>
-        </w:rPr>
-        <w:t>appsettings.</w:t>
-      </w:r>
-      <w:r>
-        <w:rPr>
-          <w:rFonts w:asciiTheme="minorHAnsi" w:hAnsiTheme="minorHAnsi" w:cstheme="minorHAnsi"/>
-          <w:b/>
-          <w:bCs/>
-        </w:rPr>
-        <w:t>json</w:t>
-      </w:r>
-      <w:proofErr w:type="spellEnd"/>
-      <w:proofErr w:type="gramEnd"/>
-      <w:r>
-        <w:rPr>
-          <w:rFonts w:asciiTheme="minorHAnsi" w:hAnsiTheme="minorHAnsi" w:cstheme="minorHAnsi"/>
-        </w:rPr>
-        <w:t xml:space="preserve"> instead of hardcoding it. This keeps external dependencies flexible and environment</w:t>
-      </w:r>
-      <w:r>
-        <w:rPr>
-          <w:rFonts w:asciiTheme="minorHAnsi" w:hAnsiTheme="minorHAnsi" w:cstheme="minorHAnsi"/>
-        </w:rPr>
-        <w:noBreakHyphen/>
-        <w:t>specific.</w:t>
-      </w:r>
-    </w:p>
-    <w:p>
-      <w:pPr>
-        <w:pStyle w:val="Heading2"/>
-      </w:pPr>
-    </w:p>
-    <w:p>
-      <w:pPr>
-        <w:pStyle w:val="Heading2"/>
-      </w:pPr>
-      <w:r>
-        <w:t>Application Layer</w:t>
+        <w:t xml:space="preserve"> a list of random Pokémon IDs to decide which Pokémon participate in the tournament.</w:t>
+      </w:r>
+    </w:p>
+    <w:p>
+      <w:pPr>
+        <w:pStyle w:val="ListParagraph"/>
+        <w:numPr>
+          <w:ilvl w:val="0"/>
+          <w:numId w:val="3"/>
+        </w:numPr>
+        <w:spacing w:line="300" w:lineRule="auto"/>
+        <w:rPr>
+          <w:rFonts w:asciiTheme="minorHAnsi" w:hAnsiTheme="minorHAnsi" w:cstheme="minorHAnsi"/>
+        </w:rPr>
+      </w:pPr>
+      <w:r>
+        <w:rPr>
+          <w:rFonts w:asciiTheme="minorHAnsi" w:hAnsiTheme="minorHAnsi" w:cstheme="minorHAnsi"/>
+          <w:b/>
+          <w:bCs/>
+        </w:rPr>
+        <w:t>Call external APIs (PokeAPI):</w:t>
+      </w:r>
+      <w:r>
+        <w:rPr>
+          <w:rFonts w:asciiTheme="minorHAnsi" w:hAnsiTheme="minorHAnsi" w:cstheme="minorHAnsi"/>
+        </w:rPr>
+        <w:t xml:space="preserve"> I use</w:t>
+      </w:r>
+      <w:r>
+        <w:rPr>
+          <w:rFonts w:asciiTheme="minorHAnsi" w:hAnsiTheme="minorHAnsi" w:cstheme="minorHAnsi"/>
+        </w:rPr>
+        <w:t>d</w:t>
+      </w:r>
+      <w:r>
+        <w:rPr>
+          <w:rFonts w:asciiTheme="minorHAnsi" w:hAnsiTheme="minorHAnsi" w:cstheme="minorHAnsi"/>
+        </w:rPr>
+        <w:t xml:space="preserve"> these IDs to fetch Pokémon details from PokeAPI and map the responses into clean domain models.</w:t>
+      </w:r>
+    </w:p>
+    <w:p>
+      <w:pPr>
+        <w:pStyle w:val="ListParagraph"/>
+        <w:numPr>
+          <w:ilvl w:val="0"/>
+          <w:numId w:val="3"/>
+        </w:numPr>
+        <w:spacing w:line="300" w:lineRule="auto"/>
+        <w:rPr>
+          <w:rFonts w:asciiTheme="minorHAnsi" w:hAnsiTheme="minorHAnsi" w:cstheme="minorHAnsi"/>
+        </w:rPr>
+      </w:pPr>
+      <w:r>
+        <w:rPr>
+          <w:rFonts w:asciiTheme="minorHAnsi" w:hAnsiTheme="minorHAnsi" w:cstheme="minorHAnsi"/>
+          <w:b/>
+          <w:bCs/>
+        </w:rPr>
+        <w:lastRenderedPageBreak/>
+        <w:t>Run round</w:t>
+      </w:r>
+      <w:r>
+        <w:rPr>
+          <w:rFonts w:ascii="Cambria Math" w:hAnsi="Cambria Math" w:cs="Cambria Math"/>
+          <w:b/>
+          <w:bCs/>
+        </w:rPr>
+        <w:t>‑</w:t>
+      </w:r>
+      <w:r>
+        <w:rPr>
+          <w:rFonts w:asciiTheme="minorHAnsi" w:hAnsiTheme="minorHAnsi" w:cstheme="minorHAnsi"/>
+          <w:b/>
+          <w:bCs/>
+        </w:rPr>
+        <w:t>robin battles</w:t>
+      </w:r>
+      <w:r>
+        <w:rPr>
+          <w:rFonts w:asciiTheme="minorHAnsi" w:hAnsiTheme="minorHAnsi" w:cstheme="minorHAnsi"/>
+        </w:rPr>
+        <w:t xml:space="preserve">: I </w:t>
+      </w:r>
+      <w:r>
+        <w:rPr>
+          <w:rFonts w:asciiTheme="minorHAnsi" w:hAnsiTheme="minorHAnsi" w:cstheme="minorHAnsi"/>
+        </w:rPr>
+        <w:t>ran</w:t>
+      </w:r>
+      <w:r>
+        <w:rPr>
+          <w:rFonts w:asciiTheme="minorHAnsi" w:hAnsiTheme="minorHAnsi" w:cstheme="minorHAnsi"/>
+        </w:rPr>
+        <w:t xml:space="preserve"> a round</w:t>
+      </w:r>
+      <w:r>
+        <w:rPr>
+          <w:rFonts w:ascii="Cambria Math" w:hAnsi="Cambria Math" w:cs="Cambria Math"/>
+        </w:rPr>
+        <w:t>‑</w:t>
+      </w:r>
+      <w:r>
+        <w:rPr>
+          <w:rFonts w:asciiTheme="minorHAnsi" w:hAnsiTheme="minorHAnsi" w:cstheme="minorHAnsi"/>
+        </w:rPr>
+        <w:t>robin tournament where every Pokémon battles every other Pokémon once, updating wins/losses/ties.</w:t>
+      </w:r>
+    </w:p>
+    <w:p>
+      <w:pPr>
+        <w:pStyle w:val="ListParagraph"/>
+        <w:numPr>
+          <w:ilvl w:val="0"/>
+          <w:numId w:val="3"/>
+        </w:numPr>
+        <w:spacing w:line="300" w:lineRule="auto"/>
+        <w:rPr>
+          <w:rFonts w:asciiTheme="minorHAnsi" w:hAnsiTheme="minorHAnsi" w:cstheme="minorHAnsi"/>
+        </w:rPr>
+      </w:pPr>
+      <w:r>
+        <w:rPr>
+          <w:rFonts w:asciiTheme="minorHAnsi" w:hAnsiTheme="minorHAnsi" w:cstheme="minorHAnsi"/>
+        </w:rPr>
+        <w:t>Sort</w:t>
+      </w:r>
+      <w:r>
+        <w:rPr>
+          <w:rFonts w:asciiTheme="minorHAnsi" w:hAnsiTheme="minorHAnsi" w:cstheme="minorHAnsi"/>
+        </w:rPr>
+        <w:t>ed</w:t>
+      </w:r>
+      <w:r>
+        <w:rPr>
+          <w:rFonts w:asciiTheme="minorHAnsi" w:hAnsiTheme="minorHAnsi" w:cstheme="minorHAnsi"/>
+        </w:rPr>
+        <w:t xml:space="preserve"> final results</w:t>
       </w:r>
     </w:p>
     <w:p>
@@ -1317,7 +1471,6 @@
           <w:rFonts w:asciiTheme="minorHAnsi" w:hAnsiTheme="minorHAnsi" w:cstheme="minorHAnsi"/>
         </w:rPr>
       </w:pPr>
-      <w:proofErr w:type="spellStart"/>
       <w:r>
         <w:rPr>
           <w:rFonts w:asciiTheme="minorHAnsi" w:hAnsiTheme="minorHAnsi" w:cstheme="minorHAnsi"/>
@@ -1327,9 +1480,8 @@
           <w:sz w:val="25"/>
           <w:szCs w:val="25"/>
         </w:rPr>
-        <w:t>TournamentService</w:t>
-      </w:r>
-      <w:proofErr w:type="spellEnd"/>
+        <w:t>BattleService</w:t>
+      </w:r>
     </w:p>
     <w:p>
       <w:pPr>
@@ -1362,348 +1514,45 @@
         <w:rPr>
           <w:rFonts w:asciiTheme="minorHAnsi" w:hAnsiTheme="minorHAnsi" w:cstheme="minorHAnsi"/>
         </w:rPr>
-        <w:t>Fetches Pokémon</w:t>
-      </w:r>
-    </w:p>
-    <w:p>
-      <w:pPr>
-        <w:pStyle w:val="ListParagraph"/>
-        <w:numPr>
-          <w:ilvl w:val="0"/>
-          <w:numId w:val="1"/>
-        </w:numPr>
-        <w:spacing w:line="300" w:lineRule="auto"/>
-        <w:rPr>
-          <w:rFonts w:asciiTheme="minorHAnsi" w:hAnsiTheme="minorHAnsi" w:cstheme="minorHAnsi"/>
-        </w:rPr>
-      </w:pPr>
-      <w:r>
-        <w:rPr>
-          <w:rFonts w:asciiTheme="minorHAnsi" w:hAnsiTheme="minorHAnsi" w:cstheme="minorHAnsi"/>
-        </w:rPr>
-        <w:t>Runs battles</w:t>
-      </w:r>
-    </w:p>
-    <w:p>
-      <w:pPr>
-        <w:pStyle w:val="ListParagraph"/>
-        <w:numPr>
-          <w:ilvl w:val="0"/>
-          <w:numId w:val="1"/>
-        </w:numPr>
-        <w:spacing w:line="300" w:lineRule="auto"/>
-        <w:rPr>
-          <w:rFonts w:asciiTheme="minorHAnsi" w:hAnsiTheme="minorHAnsi" w:cstheme="minorHAnsi"/>
-        </w:rPr>
-      </w:pPr>
-      <w:r>
-        <w:rPr>
-          <w:rFonts w:asciiTheme="minorHAnsi" w:hAnsiTheme="minorHAnsi" w:cstheme="minorHAnsi"/>
-        </w:rPr>
-        <w:t>Calculates wins/losses/ties</w:t>
-      </w:r>
-    </w:p>
-    <w:p>
-      <w:pPr>
-        <w:pStyle w:val="ListParagraph"/>
-        <w:numPr>
-          <w:ilvl w:val="0"/>
-          <w:numId w:val="1"/>
-        </w:numPr>
-        <w:spacing w:line="300" w:lineRule="auto"/>
-        <w:rPr>
-          <w:rFonts w:asciiTheme="minorHAnsi" w:hAnsiTheme="minorHAnsi" w:cstheme="minorHAnsi"/>
-        </w:rPr>
-      </w:pPr>
-      <w:r>
-        <w:rPr>
-          <w:rFonts w:asciiTheme="minorHAnsi" w:hAnsiTheme="minorHAnsi" w:cstheme="minorHAnsi"/>
-        </w:rPr>
-        <w:t>Sorts results</w:t>
-      </w:r>
-    </w:p>
-    <w:p>
-      <w:pPr>
-        <w:pStyle w:val="ListParagraph"/>
-        <w:numPr>
-          <w:ilvl w:val="0"/>
-          <w:numId w:val="1"/>
-        </w:numPr>
-        <w:spacing w:line="300" w:lineRule="auto"/>
-        <w:rPr>
-          <w:rFonts w:asciiTheme="minorHAnsi" w:hAnsiTheme="minorHAnsi" w:cstheme="minorHAnsi"/>
-        </w:rPr>
-      </w:pPr>
-      <w:r>
-        <w:rPr>
-          <w:rFonts w:asciiTheme="minorHAnsi" w:hAnsiTheme="minorHAnsi" w:cstheme="minorHAnsi"/>
-        </w:rPr>
-        <w:t>Returns final statistics</w:t>
-      </w:r>
-    </w:p>
-    <w:p>
-      <w:pPr>
-        <w:spacing w:line="300" w:lineRule="auto"/>
-        <w:rPr>
-          <w:rFonts w:asciiTheme="minorHAnsi" w:hAnsiTheme="minorHAnsi" w:cstheme="minorHAnsi"/>
-        </w:rPr>
-      </w:pPr>
-    </w:p>
-    <w:p>
-      <w:pPr>
-        <w:spacing w:line="300" w:lineRule="auto"/>
-        <w:rPr>
-          <w:rFonts w:asciiTheme="minorHAnsi" w:hAnsiTheme="minorHAnsi" w:cstheme="minorHAnsi"/>
-        </w:rPr>
-      </w:pPr>
-      <w:r>
-        <w:rPr>
-          <w:rFonts w:asciiTheme="minorHAnsi" w:hAnsiTheme="minorHAnsi" w:cstheme="minorHAnsi"/>
-          <w:b/>
-          <w:bCs/>
-        </w:rPr>
-        <w:t>Steps</w:t>
-      </w:r>
-      <w:r>
-        <w:rPr>
-          <w:rFonts w:asciiTheme="minorHAnsi" w:hAnsiTheme="minorHAnsi" w:cstheme="minorHAnsi"/>
-        </w:rPr>
-        <w:t>:</w:t>
-      </w:r>
-    </w:p>
-    <w:p>
-      <w:pPr>
-        <w:pStyle w:val="ListParagraph"/>
-        <w:numPr>
-          <w:ilvl w:val="0"/>
-          <w:numId w:val="3"/>
-        </w:numPr>
-        <w:spacing w:line="300" w:lineRule="auto"/>
-        <w:rPr>
-          <w:rFonts w:asciiTheme="minorHAnsi" w:hAnsiTheme="minorHAnsi" w:cstheme="minorHAnsi"/>
-        </w:rPr>
-      </w:pPr>
-      <w:r>
-        <w:rPr>
-          <w:rFonts w:asciiTheme="minorHAnsi" w:hAnsiTheme="minorHAnsi" w:cstheme="minorHAnsi"/>
-          <w:b/>
-          <w:bCs/>
-        </w:rPr>
-        <w:t>Generate random Pokémon IDs</w:t>
-      </w:r>
-      <w:r>
-        <w:rPr>
-          <w:rFonts w:asciiTheme="minorHAnsi" w:hAnsiTheme="minorHAnsi" w:cstheme="minorHAnsi"/>
-        </w:rPr>
-        <w:t xml:space="preserve">: </w:t>
-      </w:r>
-      <w:r>
-        <w:rPr>
-          <w:rFonts w:asciiTheme="minorHAnsi" w:hAnsiTheme="minorHAnsi" w:cstheme="minorHAnsi"/>
-        </w:rPr>
-        <w:t>I first generate</w:t>
-      </w:r>
-      <w:r>
-        <w:rPr>
-          <w:rFonts w:asciiTheme="minorHAnsi" w:hAnsiTheme="minorHAnsi" w:cstheme="minorHAnsi"/>
-        </w:rPr>
-        <w:t>d</w:t>
-      </w:r>
-      <w:r>
-        <w:rPr>
-          <w:rFonts w:asciiTheme="minorHAnsi" w:hAnsiTheme="minorHAnsi" w:cstheme="minorHAnsi"/>
-        </w:rPr>
-        <w:t xml:space="preserve"> a list of random Pokémon IDs to decide which Pokémon participate in the tournament.</w:t>
-      </w:r>
-    </w:p>
-    <w:p>
-      <w:pPr>
-        <w:pStyle w:val="ListParagraph"/>
-        <w:numPr>
-          <w:ilvl w:val="0"/>
-          <w:numId w:val="3"/>
-        </w:numPr>
-        <w:spacing w:line="300" w:lineRule="auto"/>
-        <w:rPr>
-          <w:rFonts w:asciiTheme="minorHAnsi" w:hAnsiTheme="minorHAnsi" w:cstheme="minorHAnsi"/>
-        </w:rPr>
-      </w:pPr>
-      <w:r>
-        <w:rPr>
-          <w:rFonts w:asciiTheme="minorHAnsi" w:hAnsiTheme="minorHAnsi" w:cstheme="minorHAnsi"/>
-          <w:b/>
-          <w:bCs/>
-        </w:rPr>
-        <w:t>Call external APIs (</w:t>
-      </w:r>
-      <w:proofErr w:type="spellStart"/>
-      <w:r>
-        <w:rPr>
-          <w:rFonts w:asciiTheme="minorHAnsi" w:hAnsiTheme="minorHAnsi" w:cstheme="minorHAnsi"/>
-          <w:b/>
-          <w:bCs/>
-        </w:rPr>
-        <w:t>PokeAPI</w:t>
-      </w:r>
-      <w:proofErr w:type="spellEnd"/>
-      <w:r>
-        <w:rPr>
-          <w:rFonts w:asciiTheme="minorHAnsi" w:hAnsiTheme="minorHAnsi" w:cstheme="minorHAnsi"/>
-          <w:b/>
-          <w:bCs/>
-        </w:rPr>
-        <w:t>)</w:t>
-      </w:r>
-      <w:r>
-        <w:rPr>
-          <w:rFonts w:asciiTheme="minorHAnsi" w:hAnsiTheme="minorHAnsi" w:cstheme="minorHAnsi"/>
-          <w:b/>
-          <w:bCs/>
-        </w:rPr>
-        <w:t>:</w:t>
-      </w:r>
-      <w:r>
-        <w:rPr>
-          <w:rFonts w:asciiTheme="minorHAnsi" w:hAnsiTheme="minorHAnsi" w:cstheme="minorHAnsi"/>
-        </w:rPr>
-        <w:t xml:space="preserve"> </w:t>
-      </w:r>
-      <w:r>
-        <w:rPr>
-          <w:rFonts w:asciiTheme="minorHAnsi" w:hAnsiTheme="minorHAnsi" w:cstheme="minorHAnsi"/>
-        </w:rPr>
-        <w:t>I use</w:t>
-      </w:r>
-      <w:r>
-        <w:rPr>
-          <w:rFonts w:asciiTheme="minorHAnsi" w:hAnsiTheme="minorHAnsi" w:cstheme="minorHAnsi"/>
-        </w:rPr>
-        <w:t>d</w:t>
-      </w:r>
-      <w:r>
-        <w:rPr>
-          <w:rFonts w:asciiTheme="minorHAnsi" w:hAnsiTheme="minorHAnsi" w:cstheme="minorHAnsi"/>
-        </w:rPr>
-        <w:t xml:space="preserve"> these IDs to fetch Pokémon details from </w:t>
-      </w:r>
-      <w:proofErr w:type="spellStart"/>
-      <w:r>
-        <w:rPr>
-          <w:rFonts w:asciiTheme="minorHAnsi" w:hAnsiTheme="minorHAnsi" w:cstheme="minorHAnsi"/>
-        </w:rPr>
-        <w:t>PokeAPI</w:t>
-      </w:r>
-      <w:proofErr w:type="spellEnd"/>
-      <w:r>
-        <w:rPr>
-          <w:rFonts w:asciiTheme="minorHAnsi" w:hAnsiTheme="minorHAnsi" w:cstheme="minorHAnsi"/>
-        </w:rPr>
-        <w:t xml:space="preserve"> and map the responses into clean domain models.</w:t>
-      </w:r>
-    </w:p>
-    <w:p>
-      <w:pPr>
-        <w:pStyle w:val="ListParagraph"/>
-        <w:numPr>
-          <w:ilvl w:val="0"/>
-          <w:numId w:val="3"/>
-        </w:numPr>
-        <w:spacing w:line="300" w:lineRule="auto"/>
-        <w:rPr>
-          <w:rFonts w:asciiTheme="minorHAnsi" w:hAnsiTheme="minorHAnsi" w:cstheme="minorHAnsi"/>
-        </w:rPr>
-      </w:pPr>
-      <w:r>
-        <w:rPr>
-          <w:rFonts w:asciiTheme="minorHAnsi" w:hAnsiTheme="minorHAnsi" w:cstheme="minorHAnsi"/>
-          <w:b/>
-          <w:bCs/>
-        </w:rPr>
-        <w:lastRenderedPageBreak/>
-        <w:t>Run round</w:t>
-      </w:r>
-      <w:r>
-        <w:rPr>
-          <w:rFonts w:ascii="Cambria Math" w:hAnsi="Cambria Math" w:cs="Cambria Math"/>
-          <w:b/>
-          <w:bCs/>
-        </w:rPr>
-        <w:t>‑</w:t>
-      </w:r>
-      <w:r>
-        <w:rPr>
-          <w:rFonts w:asciiTheme="minorHAnsi" w:hAnsiTheme="minorHAnsi" w:cstheme="minorHAnsi"/>
-          <w:b/>
-          <w:bCs/>
-        </w:rPr>
-        <w:t>robin battles</w:t>
-      </w:r>
-      <w:r>
-        <w:rPr>
-          <w:rFonts w:asciiTheme="minorHAnsi" w:hAnsiTheme="minorHAnsi" w:cstheme="minorHAnsi"/>
-        </w:rPr>
-        <w:t xml:space="preserve">: </w:t>
-      </w:r>
-      <w:r>
-        <w:rPr>
-          <w:rFonts w:asciiTheme="minorHAnsi" w:hAnsiTheme="minorHAnsi" w:cstheme="minorHAnsi"/>
-        </w:rPr>
-        <w:t xml:space="preserve">I </w:t>
-      </w:r>
-      <w:r>
-        <w:rPr>
-          <w:rFonts w:asciiTheme="minorHAnsi" w:hAnsiTheme="minorHAnsi" w:cstheme="minorHAnsi"/>
-        </w:rPr>
-        <w:t>ran</w:t>
-      </w:r>
-      <w:r>
-        <w:rPr>
-          <w:rFonts w:asciiTheme="minorHAnsi" w:hAnsiTheme="minorHAnsi" w:cstheme="minorHAnsi"/>
-        </w:rPr>
-        <w:t xml:space="preserve"> a round</w:t>
-      </w:r>
-      <w:r>
-        <w:rPr>
-          <w:rFonts w:ascii="Cambria Math" w:hAnsi="Cambria Math" w:cs="Cambria Math"/>
-        </w:rPr>
-        <w:t>‑</w:t>
-      </w:r>
-      <w:r>
-        <w:rPr>
-          <w:rFonts w:asciiTheme="minorHAnsi" w:hAnsiTheme="minorHAnsi" w:cstheme="minorHAnsi"/>
-        </w:rPr>
-        <w:t>robin tournament where every Pokémon battles every other Pokémon once, updating wins/losses/ties.</w:t>
-      </w:r>
-    </w:p>
-    <w:p>
-      <w:pPr>
-        <w:pStyle w:val="ListParagraph"/>
-        <w:numPr>
-          <w:ilvl w:val="0"/>
-          <w:numId w:val="3"/>
-        </w:numPr>
-        <w:spacing w:line="300" w:lineRule="auto"/>
-        <w:rPr>
-          <w:rFonts w:asciiTheme="minorHAnsi" w:hAnsiTheme="minorHAnsi" w:cstheme="minorHAnsi"/>
-        </w:rPr>
-      </w:pPr>
-      <w:r>
-        <w:rPr>
-          <w:rFonts w:asciiTheme="minorHAnsi" w:hAnsiTheme="minorHAnsi" w:cstheme="minorHAnsi"/>
-        </w:rPr>
-        <w:t>Sort</w:t>
-      </w:r>
-      <w:r>
-        <w:rPr>
-          <w:rFonts w:asciiTheme="minorHAnsi" w:hAnsiTheme="minorHAnsi" w:cstheme="minorHAnsi"/>
-        </w:rPr>
-        <w:t>ed</w:t>
-      </w:r>
-      <w:r>
-        <w:rPr>
-          <w:rFonts w:asciiTheme="minorHAnsi" w:hAnsiTheme="minorHAnsi" w:cstheme="minorHAnsi"/>
-        </w:rPr>
-        <w:t xml:space="preserve"> final results</w:t>
+        <w:t>Applies battle rules</w:t>
+      </w:r>
+    </w:p>
+    <w:p>
+      <w:pPr>
+        <w:pStyle w:val="ListParagraph"/>
+        <w:numPr>
+          <w:ilvl w:val="0"/>
+          <w:numId w:val="1"/>
+        </w:numPr>
+        <w:spacing w:line="300" w:lineRule="auto"/>
+        <w:rPr>
+          <w:rFonts w:asciiTheme="minorHAnsi" w:hAnsiTheme="minorHAnsi" w:cstheme="minorHAnsi"/>
+        </w:rPr>
+      </w:pPr>
+      <w:r>
+        <w:rPr>
+          <w:rFonts w:asciiTheme="minorHAnsi" w:hAnsiTheme="minorHAnsi" w:cstheme="minorHAnsi"/>
+        </w:rPr>
+        <w:t>Determines winners</w:t>
+      </w:r>
+    </w:p>
+    <w:p>
+      <w:pPr>
+        <w:pStyle w:val="ListParagraph"/>
+        <w:numPr>
+          <w:ilvl w:val="0"/>
+          <w:numId w:val="1"/>
+        </w:numPr>
+        <w:spacing w:line="300" w:lineRule="auto"/>
+        <w:rPr>
+          <w:rFonts w:asciiTheme="minorHAnsi" w:hAnsiTheme="minorHAnsi" w:cstheme="minorHAnsi"/>
+        </w:rPr>
+      </w:pPr>
+      <w:r>
+        <w:rPr>
+          <w:rFonts w:asciiTheme="minorHAnsi" w:hAnsiTheme="minorHAnsi" w:cstheme="minorHAnsi"/>
+        </w:rPr>
+        <w:t>Updates statistics</w:t>
       </w:r>
     </w:p>
     <w:p>
@@ -1714,7 +1563,6 @@
           <w:rFonts w:asciiTheme="minorHAnsi" w:hAnsiTheme="minorHAnsi" w:cstheme="minorHAnsi"/>
         </w:rPr>
       </w:pPr>
-      <w:proofErr w:type="spellStart"/>
       <w:r>
         <w:rPr>
           <w:rFonts w:asciiTheme="minorHAnsi" w:hAnsiTheme="minorHAnsi" w:cstheme="minorHAnsi"/>
@@ -1724,89 +1572,114 @@
           <w:sz w:val="25"/>
           <w:szCs w:val="25"/>
         </w:rPr>
-        <w:t>BattleService</w:t>
-      </w:r>
-      <w:proofErr w:type="spellEnd"/>
-    </w:p>
-    <w:p>
-      <w:pPr>
-        <w:spacing w:line="320" w:lineRule="auto"/>
-        <w:jc w:val="both"/>
-        <w:rPr>
-          <w:rFonts w:asciiTheme="minorHAnsi" w:hAnsiTheme="minorHAnsi" w:cstheme="minorHAnsi"/>
-        </w:rPr>
-      </w:pPr>
-      <w:r>
-        <w:rPr>
-          <w:rFonts w:asciiTheme="minorHAnsi" w:hAnsiTheme="minorHAnsi" w:cstheme="minorHAnsi"/>
-        </w:rPr>
-        <w:t>This service:</w:t>
-      </w:r>
-    </w:p>
-    <w:p>
-      <w:pPr>
-        <w:pStyle w:val="ListParagraph"/>
-        <w:numPr>
-          <w:ilvl w:val="0"/>
-          <w:numId w:val="1"/>
-        </w:numPr>
-        <w:spacing w:line="300" w:lineRule="auto"/>
-        <w:rPr>
-          <w:rFonts w:asciiTheme="minorHAnsi" w:hAnsiTheme="minorHAnsi" w:cstheme="minorHAnsi"/>
-        </w:rPr>
-      </w:pPr>
-      <w:r>
-        <w:rPr>
-          <w:rFonts w:asciiTheme="minorHAnsi" w:hAnsiTheme="minorHAnsi" w:cstheme="minorHAnsi"/>
-        </w:rPr>
-        <w:t>Applies battle rules</w:t>
-      </w:r>
-    </w:p>
-    <w:p>
-      <w:pPr>
-        <w:pStyle w:val="ListParagraph"/>
-        <w:numPr>
-          <w:ilvl w:val="0"/>
-          <w:numId w:val="1"/>
-        </w:numPr>
-        <w:spacing w:line="300" w:lineRule="auto"/>
-        <w:rPr>
-          <w:rFonts w:asciiTheme="minorHAnsi" w:hAnsiTheme="minorHAnsi" w:cstheme="minorHAnsi"/>
-        </w:rPr>
-      </w:pPr>
-      <w:r>
-        <w:rPr>
-          <w:rFonts w:asciiTheme="minorHAnsi" w:hAnsiTheme="minorHAnsi" w:cstheme="minorHAnsi"/>
-        </w:rPr>
-        <w:t>Determines winners</w:t>
-      </w:r>
-    </w:p>
-    <w:p>
-      <w:pPr>
-        <w:pStyle w:val="ListParagraph"/>
-        <w:numPr>
-          <w:ilvl w:val="0"/>
-          <w:numId w:val="1"/>
-        </w:numPr>
-        <w:spacing w:line="300" w:lineRule="auto"/>
-        <w:rPr>
-          <w:rFonts w:asciiTheme="minorHAnsi" w:hAnsiTheme="minorHAnsi" w:cstheme="minorHAnsi"/>
-        </w:rPr>
-      </w:pPr>
-      <w:r>
-        <w:rPr>
-          <w:rFonts w:asciiTheme="minorHAnsi" w:hAnsiTheme="minorHAnsi" w:cstheme="minorHAnsi"/>
-        </w:rPr>
-        <w:t>Updates statistics</w:t>
-      </w:r>
+        <w:t>Concepts Used</w:t>
+      </w:r>
+    </w:p>
+    <w:p>
+      <w:pPr>
+        <w:pStyle w:val="ListParagraph"/>
+        <w:numPr>
+          <w:ilvl w:val="0"/>
+          <w:numId w:val="1"/>
+        </w:numPr>
+        <w:spacing w:line="300" w:lineRule="auto"/>
+        <w:rPr>
+          <w:rFonts w:asciiTheme="minorHAnsi" w:hAnsiTheme="minorHAnsi" w:cstheme="minorHAnsi"/>
+        </w:rPr>
+      </w:pPr>
+      <w:r>
+        <w:rPr>
+          <w:rFonts w:asciiTheme="minorHAnsi" w:hAnsiTheme="minorHAnsi" w:cstheme="minorHAnsi"/>
+        </w:rPr>
+        <w:t>Business rule encapsulation</w:t>
+      </w:r>
+    </w:p>
+    <w:p>
+      <w:pPr>
+        <w:pStyle w:val="ListParagraph"/>
+        <w:numPr>
+          <w:ilvl w:val="0"/>
+          <w:numId w:val="1"/>
+        </w:numPr>
+        <w:spacing w:line="300" w:lineRule="auto"/>
+        <w:rPr>
+          <w:rFonts w:asciiTheme="minorHAnsi" w:hAnsiTheme="minorHAnsi" w:cstheme="minorHAnsi"/>
+        </w:rPr>
+      </w:pPr>
+      <w:r>
+        <w:rPr>
+          <w:rFonts w:asciiTheme="minorHAnsi" w:hAnsiTheme="minorHAnsi" w:cstheme="minorHAnsi"/>
+        </w:rPr>
+        <w:t>Sorting algorithms</w:t>
+      </w:r>
+    </w:p>
+    <w:p>
+      <w:pPr>
+        <w:pStyle w:val="ListParagraph"/>
+        <w:numPr>
+          <w:ilvl w:val="0"/>
+          <w:numId w:val="1"/>
+        </w:numPr>
+        <w:spacing w:line="300" w:lineRule="auto"/>
+        <w:rPr>
+          <w:rFonts w:asciiTheme="minorHAnsi" w:hAnsiTheme="minorHAnsi" w:cstheme="minorHAnsi"/>
+        </w:rPr>
+      </w:pPr>
+      <w:r>
+        <w:rPr>
+          <w:rFonts w:asciiTheme="minorHAnsi" w:hAnsiTheme="minorHAnsi" w:cstheme="minorHAnsi"/>
+        </w:rPr>
+        <w:t>LINQ</w:t>
+      </w:r>
+    </w:p>
+    <w:p>
+      <w:pPr>
+        <w:pStyle w:val="ListParagraph"/>
+        <w:numPr>
+          <w:ilvl w:val="0"/>
+          <w:numId w:val="1"/>
+        </w:numPr>
+        <w:spacing w:line="300" w:lineRule="auto"/>
+        <w:rPr>
+          <w:rFonts w:asciiTheme="minorHAnsi" w:hAnsiTheme="minorHAnsi" w:cstheme="minorHAnsi"/>
+        </w:rPr>
+      </w:pPr>
+      <w:r>
+        <w:rPr>
+          <w:rFonts w:asciiTheme="minorHAnsi" w:hAnsiTheme="minorHAnsi" w:cstheme="minorHAnsi"/>
+        </w:rPr>
+        <w:t>Single Responsibility Principle</w:t>
+      </w:r>
+    </w:p>
+    <w:p>
+      <w:pPr>
+        <w:spacing w:line="300" w:lineRule="auto"/>
+        <w:rPr>
+          <w:rFonts w:asciiTheme="minorHAnsi" w:hAnsiTheme="minorHAnsi" w:cstheme="minorHAnsi"/>
+          <w:b/>
+          <w:bCs/>
+          <w:color w:val="8B5E3C"/>
+          <w:sz w:val="30"/>
+          <w:szCs w:val="30"/>
+        </w:rPr>
+      </w:pPr>
     </w:p>
     <w:p>
       <w:pPr>
         <w:pStyle w:val="Heading2"/>
-        <w:spacing w:before="260" w:after="100"/>
-        <w:rPr>
-          <w:rFonts w:asciiTheme="minorHAnsi" w:hAnsiTheme="minorHAnsi" w:cstheme="minorHAnsi"/>
-        </w:rPr>
+      </w:pPr>
+      <w:r>
+        <w:t>API Layer</w:t>
+      </w:r>
+    </w:p>
+    <w:p>
+      <w:pPr>
+        <w:pStyle w:val="Heading2"/>
+      </w:pPr>
+    </w:p>
+    <w:p>
+      <w:pPr>
+        <w:pStyle w:val="Heading2"/>
       </w:pPr>
       <w:r>
         <w:rPr>
@@ -1817,83 +1690,219 @@
           <w:sz w:val="25"/>
           <w:szCs w:val="25"/>
         </w:rPr>
-        <w:t>Concepts Used</w:t>
-      </w:r>
-    </w:p>
-    <w:p>
-      <w:pPr>
-        <w:pStyle w:val="ListParagraph"/>
-        <w:numPr>
-          <w:ilvl w:val="0"/>
-          <w:numId w:val="1"/>
-        </w:numPr>
-        <w:spacing w:line="300" w:lineRule="auto"/>
-        <w:rPr>
-          <w:rFonts w:asciiTheme="minorHAnsi" w:hAnsiTheme="minorHAnsi" w:cstheme="minorHAnsi"/>
-        </w:rPr>
-      </w:pPr>
-      <w:r>
-        <w:rPr>
-          <w:rFonts w:asciiTheme="minorHAnsi" w:hAnsiTheme="minorHAnsi" w:cstheme="minorHAnsi"/>
-        </w:rPr>
-        <w:t>Business rule encapsulation</w:t>
-      </w:r>
-    </w:p>
-    <w:p>
-      <w:pPr>
-        <w:pStyle w:val="ListParagraph"/>
-        <w:numPr>
-          <w:ilvl w:val="0"/>
-          <w:numId w:val="1"/>
-        </w:numPr>
-        <w:spacing w:line="300" w:lineRule="auto"/>
-        <w:rPr>
-          <w:rFonts w:asciiTheme="minorHAnsi" w:hAnsiTheme="minorHAnsi" w:cstheme="minorHAnsi"/>
-        </w:rPr>
-      </w:pPr>
-      <w:r>
-        <w:rPr>
-          <w:rFonts w:asciiTheme="minorHAnsi" w:hAnsiTheme="minorHAnsi" w:cstheme="minorHAnsi"/>
-        </w:rPr>
-        <w:t>Sorting algorithms</w:t>
-      </w:r>
-    </w:p>
-    <w:p>
-      <w:pPr>
-        <w:pStyle w:val="ListParagraph"/>
-        <w:numPr>
-          <w:ilvl w:val="0"/>
-          <w:numId w:val="1"/>
-        </w:numPr>
-        <w:spacing w:line="300" w:lineRule="auto"/>
-        <w:rPr>
-          <w:rFonts w:asciiTheme="minorHAnsi" w:hAnsiTheme="minorHAnsi" w:cstheme="minorHAnsi"/>
-        </w:rPr>
-      </w:pPr>
-      <w:r>
-        <w:rPr>
-          <w:rFonts w:asciiTheme="minorHAnsi" w:hAnsiTheme="minorHAnsi" w:cstheme="minorHAnsi"/>
-        </w:rPr>
-        <w:t>LINQ</w:t>
-      </w:r>
-    </w:p>
-    <w:p>
-      <w:pPr>
-        <w:pStyle w:val="ListParagraph"/>
-        <w:numPr>
-          <w:ilvl w:val="0"/>
-          <w:numId w:val="1"/>
-        </w:numPr>
-        <w:spacing w:line="300" w:lineRule="auto"/>
-        <w:rPr>
-          <w:rFonts w:asciiTheme="minorHAnsi" w:hAnsiTheme="minorHAnsi" w:cstheme="minorHAnsi"/>
-        </w:rPr>
-      </w:pPr>
-      <w:r>
-        <w:rPr>
-          <w:rFonts w:asciiTheme="minorHAnsi" w:hAnsiTheme="minorHAnsi" w:cstheme="minorHAnsi"/>
-        </w:rPr>
-        <w:t>Single Responsibility Principle</w:t>
+        <w:t>Pokémon Controller</w:t>
+      </w:r>
+    </w:p>
+    <w:p>
+      <w:pPr>
+        <w:spacing w:line="320" w:lineRule="auto"/>
+        <w:jc w:val="both"/>
+        <w:rPr>
+          <w:rFonts w:asciiTheme="minorHAnsi" w:hAnsiTheme="minorHAnsi" w:cstheme="minorHAnsi"/>
+        </w:rPr>
+      </w:pPr>
+      <w:r>
+        <w:rPr>
+          <w:rFonts w:asciiTheme="minorHAnsi" w:hAnsiTheme="minorHAnsi" w:cstheme="minorHAnsi"/>
+        </w:rPr>
+        <w:t>I expose</w:t>
+      </w:r>
+      <w:r>
+        <w:rPr>
+          <w:rFonts w:asciiTheme="minorHAnsi" w:hAnsiTheme="minorHAnsi" w:cstheme="minorHAnsi"/>
+        </w:rPr>
+        <w:t>d</w:t>
+      </w:r>
+      <w:r>
+        <w:rPr>
+          <w:rFonts w:asciiTheme="minorHAnsi" w:hAnsiTheme="minorHAnsi" w:cstheme="minorHAnsi"/>
+        </w:rPr>
+        <w:t xml:space="preserve"> endpoints that accept sorting parameters.</w:t>
+      </w:r>
+    </w:p>
+    <w:p>
+      <w:pPr>
+        <w:spacing w:line="320" w:lineRule="auto"/>
+        <w:jc w:val="both"/>
+        <w:rPr>
+          <w:rFonts w:asciiTheme="minorHAnsi" w:hAnsiTheme="minorHAnsi" w:cstheme="minorHAnsi"/>
+        </w:rPr>
+      </w:pPr>
+      <w:r>
+        <w:rPr>
+          <w:rFonts w:asciiTheme="minorHAnsi" w:hAnsiTheme="minorHAnsi" w:cstheme="minorHAnsi"/>
+        </w:rPr>
+        <w:t>The controller:</w:t>
+      </w:r>
+    </w:p>
+    <w:p>
+      <w:pPr>
+        <w:pStyle w:val="ListParagraph"/>
+        <w:numPr>
+          <w:ilvl w:val="0"/>
+          <w:numId w:val="1"/>
+        </w:numPr>
+        <w:spacing w:line="300" w:lineRule="auto"/>
+        <w:rPr>
+          <w:rFonts w:asciiTheme="minorHAnsi" w:hAnsiTheme="minorHAnsi" w:cstheme="minorHAnsi"/>
+        </w:rPr>
+      </w:pPr>
+      <w:r>
+        <w:rPr>
+          <w:rFonts w:asciiTheme="minorHAnsi" w:hAnsiTheme="minorHAnsi" w:cstheme="minorHAnsi"/>
+        </w:rPr>
+        <w:t>Validates input</w:t>
+      </w:r>
+    </w:p>
+    <w:p>
+      <w:pPr>
+        <w:pStyle w:val="ListParagraph"/>
+        <w:numPr>
+          <w:ilvl w:val="0"/>
+          <w:numId w:val="1"/>
+        </w:numPr>
+        <w:spacing w:line="300" w:lineRule="auto"/>
+        <w:rPr>
+          <w:rFonts w:asciiTheme="minorHAnsi" w:hAnsiTheme="minorHAnsi" w:cstheme="minorHAnsi"/>
+        </w:rPr>
+      </w:pPr>
+      <w:r>
+        <w:rPr>
+          <w:rFonts w:asciiTheme="minorHAnsi" w:hAnsiTheme="minorHAnsi" w:cstheme="minorHAnsi"/>
+        </w:rPr>
+        <w:t>Calls TournamentService</w:t>
+      </w:r>
+    </w:p>
+    <w:p>
+      <w:pPr>
+        <w:pStyle w:val="ListParagraph"/>
+        <w:numPr>
+          <w:ilvl w:val="0"/>
+          <w:numId w:val="1"/>
+        </w:numPr>
+        <w:spacing w:line="300" w:lineRule="auto"/>
+        <w:rPr>
+          <w:rFonts w:asciiTheme="minorHAnsi" w:hAnsiTheme="minorHAnsi" w:cstheme="minorHAnsi"/>
+        </w:rPr>
+      </w:pPr>
+      <w:r>
+        <w:rPr>
+          <w:rFonts w:asciiTheme="minorHAnsi" w:hAnsiTheme="minorHAnsi" w:cstheme="minorHAnsi"/>
+        </w:rPr>
+        <w:t>Returns DTOs</w:t>
+      </w:r>
+    </w:p>
+    <w:p>
+      <w:pPr>
+        <w:spacing w:line="300" w:lineRule="auto"/>
+        <w:rPr>
+          <w:rFonts w:asciiTheme="minorHAnsi" w:hAnsiTheme="minorHAnsi" w:cstheme="minorHAnsi"/>
+        </w:rPr>
+      </w:pPr>
+      <w:r>
+        <w:rPr>
+          <w:rFonts w:asciiTheme="minorHAnsi" w:hAnsiTheme="minorHAnsi" w:cstheme="minorHAnsi"/>
+          <w:b/>
+          <w:bCs/>
+          <w:sz w:val="25"/>
+          <w:szCs w:val="25"/>
+        </w:rPr>
+        <w:t>Concepts Applied</w:t>
+      </w:r>
+    </w:p>
+    <w:p>
+      <w:pPr>
+        <w:pStyle w:val="ListParagraph"/>
+        <w:numPr>
+          <w:ilvl w:val="0"/>
+          <w:numId w:val="1"/>
+        </w:numPr>
+        <w:spacing w:line="300" w:lineRule="auto"/>
+        <w:rPr>
+          <w:rFonts w:asciiTheme="minorHAnsi" w:hAnsiTheme="minorHAnsi" w:cstheme="minorHAnsi"/>
+        </w:rPr>
+      </w:pPr>
+      <w:r>
+        <w:rPr>
+          <w:rFonts w:asciiTheme="minorHAnsi" w:hAnsiTheme="minorHAnsi" w:cstheme="minorHAnsi"/>
+        </w:rPr>
+        <w:t>Model binding</w:t>
+      </w:r>
+    </w:p>
+    <w:p>
+      <w:pPr>
+        <w:pStyle w:val="ListParagraph"/>
+        <w:numPr>
+          <w:ilvl w:val="0"/>
+          <w:numId w:val="1"/>
+        </w:numPr>
+        <w:spacing w:line="300" w:lineRule="auto"/>
+        <w:rPr>
+          <w:rFonts w:asciiTheme="minorHAnsi" w:hAnsiTheme="minorHAnsi" w:cstheme="minorHAnsi"/>
+        </w:rPr>
+      </w:pPr>
+      <w:r>
+        <w:rPr>
+          <w:rFonts w:asciiTheme="minorHAnsi" w:hAnsiTheme="minorHAnsi" w:cstheme="minorHAnsi"/>
+        </w:rPr>
+        <w:t>Query parameters</w:t>
+      </w:r>
+    </w:p>
+    <w:p>
+      <w:pPr>
+        <w:pStyle w:val="ListParagraph"/>
+        <w:numPr>
+          <w:ilvl w:val="0"/>
+          <w:numId w:val="1"/>
+        </w:numPr>
+        <w:spacing w:line="300" w:lineRule="auto"/>
+        <w:rPr>
+          <w:rFonts w:asciiTheme="minorHAnsi" w:hAnsiTheme="minorHAnsi" w:cstheme="minorHAnsi"/>
+        </w:rPr>
+      </w:pPr>
+      <w:r>
+        <w:rPr>
+          <w:rFonts w:asciiTheme="minorHAnsi" w:hAnsiTheme="minorHAnsi" w:cstheme="minorHAnsi"/>
+        </w:rPr>
+        <w:t>Validation</w:t>
+      </w:r>
+    </w:p>
+    <w:p>
+      <w:pPr>
+        <w:pStyle w:val="ListParagraph"/>
+        <w:numPr>
+          <w:ilvl w:val="0"/>
+          <w:numId w:val="1"/>
+        </w:numPr>
+        <w:spacing w:line="300" w:lineRule="auto"/>
+        <w:rPr>
+          <w:rFonts w:asciiTheme="minorHAnsi" w:hAnsiTheme="minorHAnsi" w:cstheme="minorHAnsi"/>
+        </w:rPr>
+      </w:pPr>
+      <w:r>
+        <w:rPr>
+          <w:rFonts w:asciiTheme="minorHAnsi" w:hAnsiTheme="minorHAnsi" w:cstheme="minorHAnsi"/>
+        </w:rPr>
+        <w:t>IActionResult</w:t>
+      </w:r>
+    </w:p>
+    <w:p>
+      <w:pPr>
+        <w:pStyle w:val="ListParagraph"/>
+        <w:numPr>
+          <w:ilvl w:val="0"/>
+          <w:numId w:val="1"/>
+        </w:numPr>
+        <w:spacing w:line="300" w:lineRule="auto"/>
+        <w:rPr>
+          <w:rFonts w:asciiTheme="minorHAnsi" w:hAnsiTheme="minorHAnsi" w:cstheme="minorHAnsi"/>
+        </w:rPr>
+      </w:pPr>
+      <w:r>
+        <w:rPr>
+          <w:rFonts w:asciiTheme="minorHAnsi" w:hAnsiTheme="minorHAnsi" w:cstheme="minorHAnsi"/>
+        </w:rPr>
+        <w:t>Mapping domain → DTO</w:t>
       </w:r>
     </w:p>
     <w:p>
@@ -1914,17 +1923,16 @@
         <w:pStyle w:val="Heading2"/>
       </w:pPr>
       <w:r>
-        <w:t>API Layer</w:t>
+        <w:t>Frontend (Angular)</w:t>
       </w:r>
     </w:p>
     <w:p>
       <w:pPr>
         <w:pStyle w:val="Heading2"/>
-      </w:pPr>
-    </w:p>
-    <w:p>
-      <w:pPr>
-        <w:pStyle w:val="Heading2"/>
+        <w:spacing w:before="260" w:after="100"/>
+        <w:rPr>
+          <w:rFonts w:asciiTheme="minorHAnsi" w:hAnsiTheme="minorHAnsi" w:cstheme="minorHAnsi"/>
+        </w:rPr>
       </w:pPr>
       <w:r>
         <w:rPr>
@@ -1935,7 +1943,7 @@
           <w:sz w:val="25"/>
           <w:szCs w:val="25"/>
         </w:rPr>
-        <w:t>Pokémon Controller</w:t>
+        <w:t>UI Features</w:t>
       </w:r>
     </w:p>
     <w:p>
@@ -1950,235 +1958,111 @@
         <w:rPr>
           <w:rFonts w:asciiTheme="minorHAnsi" w:hAnsiTheme="minorHAnsi" w:cstheme="minorHAnsi"/>
         </w:rPr>
-        <w:t>I expose</w:t>
-      </w:r>
-      <w:r>
-        <w:rPr>
-          <w:rFonts w:asciiTheme="minorHAnsi" w:hAnsiTheme="minorHAnsi" w:cstheme="minorHAnsi"/>
-        </w:rPr>
-        <w:t>d</w:t>
-      </w:r>
-      <w:r>
-        <w:rPr>
-          <w:rFonts w:asciiTheme="minorHAnsi" w:hAnsiTheme="minorHAnsi" w:cstheme="minorHAnsi"/>
-        </w:rPr>
-        <w:t xml:space="preserve"> endpoints that accept sorting parameters.</w:t>
-      </w:r>
-    </w:p>
-    <w:p>
-      <w:pPr>
-        <w:spacing w:line="320" w:lineRule="auto"/>
-        <w:jc w:val="both"/>
-        <w:rPr>
-          <w:rFonts w:asciiTheme="minorHAnsi" w:hAnsiTheme="minorHAnsi" w:cstheme="minorHAnsi"/>
-        </w:rPr>
-      </w:pPr>
-      <w:r>
-        <w:rPr>
-          <w:rFonts w:asciiTheme="minorHAnsi" w:hAnsiTheme="minorHAnsi" w:cstheme="minorHAnsi"/>
-        </w:rPr>
-        <w:t>The controller:</w:t>
-      </w:r>
-    </w:p>
-    <w:p>
-      <w:pPr>
-        <w:pStyle w:val="ListParagraph"/>
-        <w:numPr>
-          <w:ilvl w:val="0"/>
-          <w:numId w:val="1"/>
-        </w:numPr>
-        <w:spacing w:line="300" w:lineRule="auto"/>
-        <w:rPr>
-          <w:rFonts w:asciiTheme="minorHAnsi" w:hAnsiTheme="minorHAnsi" w:cstheme="minorHAnsi"/>
-        </w:rPr>
-      </w:pPr>
-      <w:r>
-        <w:rPr>
-          <w:rFonts w:asciiTheme="minorHAnsi" w:hAnsiTheme="minorHAnsi" w:cstheme="minorHAnsi"/>
-        </w:rPr>
-        <w:t>Validates input</w:t>
-      </w:r>
-    </w:p>
-    <w:p>
-      <w:pPr>
-        <w:pStyle w:val="ListParagraph"/>
-        <w:numPr>
-          <w:ilvl w:val="0"/>
-          <w:numId w:val="1"/>
-        </w:numPr>
-        <w:spacing w:line="300" w:lineRule="auto"/>
-        <w:rPr>
-          <w:rFonts w:asciiTheme="minorHAnsi" w:hAnsiTheme="minorHAnsi" w:cstheme="minorHAnsi"/>
-        </w:rPr>
-      </w:pPr>
-      <w:r>
-        <w:rPr>
-          <w:rFonts w:asciiTheme="minorHAnsi" w:hAnsiTheme="minorHAnsi" w:cstheme="minorHAnsi"/>
-        </w:rPr>
-        <w:t xml:space="preserve">Calls </w:t>
-      </w:r>
-      <w:proofErr w:type="spellStart"/>
-      <w:r>
-        <w:rPr>
-          <w:rFonts w:asciiTheme="minorHAnsi" w:hAnsiTheme="minorHAnsi" w:cstheme="minorHAnsi"/>
-        </w:rPr>
-        <w:t>TournamentService</w:t>
-      </w:r>
-      <w:proofErr w:type="spellEnd"/>
-    </w:p>
-    <w:p>
-      <w:pPr>
-        <w:pStyle w:val="ListParagraph"/>
-        <w:numPr>
-          <w:ilvl w:val="0"/>
-          <w:numId w:val="1"/>
-        </w:numPr>
-        <w:spacing w:line="300" w:lineRule="auto"/>
-        <w:rPr>
-          <w:rFonts w:asciiTheme="minorHAnsi" w:hAnsiTheme="minorHAnsi" w:cstheme="minorHAnsi"/>
-        </w:rPr>
-      </w:pPr>
-      <w:r>
-        <w:rPr>
-          <w:rFonts w:asciiTheme="minorHAnsi" w:hAnsiTheme="minorHAnsi" w:cstheme="minorHAnsi"/>
-        </w:rPr>
-        <w:t>Returns DTOs</w:t>
-      </w:r>
-    </w:p>
-    <w:p>
-      <w:pPr>
-        <w:spacing w:line="300" w:lineRule="auto"/>
-        <w:rPr>
-          <w:rFonts w:asciiTheme="minorHAnsi" w:hAnsiTheme="minorHAnsi" w:cstheme="minorHAnsi"/>
-        </w:rPr>
-      </w:pPr>
-      <w:r>
-        <w:rPr>
-          <w:rFonts w:asciiTheme="minorHAnsi" w:hAnsiTheme="minorHAnsi" w:cstheme="minorHAnsi"/>
-          <w:b/>
-          <w:bCs/>
-          <w:sz w:val="25"/>
-          <w:szCs w:val="25"/>
-        </w:rPr>
-        <w:t>Concepts Applied</w:t>
-      </w:r>
-    </w:p>
-    <w:p>
-      <w:pPr>
-        <w:pStyle w:val="ListParagraph"/>
-        <w:numPr>
-          <w:ilvl w:val="0"/>
-          <w:numId w:val="1"/>
-        </w:numPr>
-        <w:spacing w:line="300" w:lineRule="auto"/>
-        <w:rPr>
-          <w:rFonts w:asciiTheme="minorHAnsi" w:hAnsiTheme="minorHAnsi" w:cstheme="minorHAnsi"/>
-        </w:rPr>
-      </w:pPr>
-      <w:r>
-        <w:rPr>
-          <w:rFonts w:asciiTheme="minorHAnsi" w:hAnsiTheme="minorHAnsi" w:cstheme="minorHAnsi"/>
-        </w:rPr>
-        <w:t>Model binding</w:t>
-      </w:r>
-    </w:p>
-    <w:p>
-      <w:pPr>
-        <w:pStyle w:val="ListParagraph"/>
-        <w:numPr>
-          <w:ilvl w:val="0"/>
-          <w:numId w:val="1"/>
-        </w:numPr>
-        <w:spacing w:line="300" w:lineRule="auto"/>
-        <w:rPr>
-          <w:rFonts w:asciiTheme="minorHAnsi" w:hAnsiTheme="minorHAnsi" w:cstheme="minorHAnsi"/>
-        </w:rPr>
-      </w:pPr>
-      <w:r>
-        <w:rPr>
-          <w:rFonts w:asciiTheme="minorHAnsi" w:hAnsiTheme="minorHAnsi" w:cstheme="minorHAnsi"/>
-        </w:rPr>
-        <w:t>Query parameters</w:t>
-      </w:r>
-    </w:p>
-    <w:p>
-      <w:pPr>
-        <w:pStyle w:val="ListParagraph"/>
-        <w:numPr>
-          <w:ilvl w:val="0"/>
-          <w:numId w:val="1"/>
-        </w:numPr>
-        <w:spacing w:line="300" w:lineRule="auto"/>
-        <w:rPr>
-          <w:rFonts w:asciiTheme="minorHAnsi" w:hAnsiTheme="minorHAnsi" w:cstheme="minorHAnsi"/>
-        </w:rPr>
-      </w:pPr>
-      <w:r>
-        <w:rPr>
-          <w:rFonts w:asciiTheme="minorHAnsi" w:hAnsiTheme="minorHAnsi" w:cstheme="minorHAnsi"/>
-        </w:rPr>
-        <w:t>Validation</w:t>
-      </w:r>
-    </w:p>
-    <w:p>
-      <w:pPr>
-        <w:pStyle w:val="ListParagraph"/>
-        <w:numPr>
-          <w:ilvl w:val="0"/>
-          <w:numId w:val="1"/>
-        </w:numPr>
-        <w:spacing w:line="300" w:lineRule="auto"/>
-        <w:rPr>
-          <w:rFonts w:asciiTheme="minorHAnsi" w:hAnsiTheme="minorHAnsi" w:cstheme="minorHAnsi"/>
-        </w:rPr>
-      </w:pPr>
-      <w:proofErr w:type="spellStart"/>
-      <w:r>
-        <w:rPr>
-          <w:rFonts w:asciiTheme="minorHAnsi" w:hAnsiTheme="minorHAnsi" w:cstheme="minorHAnsi"/>
-        </w:rPr>
-        <w:t>IActionResult</w:t>
-      </w:r>
-      <w:proofErr w:type="spellEnd"/>
-    </w:p>
-    <w:p>
-      <w:pPr>
-        <w:pStyle w:val="ListParagraph"/>
-        <w:numPr>
-          <w:ilvl w:val="0"/>
-          <w:numId w:val="1"/>
-        </w:numPr>
-        <w:spacing w:line="300" w:lineRule="auto"/>
-        <w:rPr>
-          <w:rFonts w:asciiTheme="minorHAnsi" w:hAnsiTheme="minorHAnsi" w:cstheme="minorHAnsi"/>
-        </w:rPr>
-      </w:pPr>
-      <w:r>
-        <w:rPr>
-          <w:rFonts w:asciiTheme="minorHAnsi" w:hAnsiTheme="minorHAnsi" w:cstheme="minorHAnsi"/>
-        </w:rPr>
-        <w:t>Mapping domain → DTO</w:t>
-      </w:r>
-    </w:p>
-    <w:p>
-      <w:pPr>
-        <w:spacing w:line="300" w:lineRule="auto"/>
-        <w:rPr>
-          <w:rFonts w:asciiTheme="minorHAnsi" w:hAnsiTheme="minorHAnsi" w:cstheme="minorHAnsi"/>
-          <w:b/>
-          <w:bCs/>
-          <w:color w:val="8B5E3C"/>
-          <w:sz w:val="30"/>
-          <w:szCs w:val="30"/>
-        </w:rPr>
-      </w:pPr>
-    </w:p>
-    <w:p>
-      <w:pPr>
-        <w:pStyle w:val="Heading2"/>
-      </w:pPr>
-      <w:r>
-        <w:t>Frontend (Angular)</w:t>
+        <w:t>The frontend displays:</w:t>
+      </w:r>
+    </w:p>
+    <w:p>
+      <w:pPr>
+        <w:pStyle w:val="ListParagraph"/>
+        <w:numPr>
+          <w:ilvl w:val="0"/>
+          <w:numId w:val="1"/>
+        </w:numPr>
+        <w:spacing w:line="300" w:lineRule="auto"/>
+        <w:rPr>
+          <w:rFonts w:asciiTheme="minorHAnsi" w:hAnsiTheme="minorHAnsi" w:cstheme="minorHAnsi"/>
+        </w:rPr>
+      </w:pPr>
+      <w:r>
+        <w:rPr>
+          <w:rFonts w:asciiTheme="minorHAnsi" w:hAnsiTheme="minorHAnsi" w:cstheme="minorHAnsi"/>
+        </w:rPr>
+        <w:t>Sorting dropdown</w:t>
+      </w:r>
+    </w:p>
+    <w:p>
+      <w:pPr>
+        <w:pStyle w:val="ListParagraph"/>
+        <w:numPr>
+          <w:ilvl w:val="0"/>
+          <w:numId w:val="1"/>
+        </w:numPr>
+        <w:spacing w:line="300" w:lineRule="auto"/>
+        <w:rPr>
+          <w:rFonts w:asciiTheme="minorHAnsi" w:hAnsiTheme="minorHAnsi" w:cstheme="minorHAnsi"/>
+        </w:rPr>
+      </w:pPr>
+      <w:r>
+        <w:rPr>
+          <w:rFonts w:asciiTheme="minorHAnsi" w:hAnsiTheme="minorHAnsi" w:cstheme="minorHAnsi"/>
+        </w:rPr>
+        <w:t>Direction dropdown</w:t>
+      </w:r>
+    </w:p>
+    <w:p>
+      <w:pPr>
+        <w:pStyle w:val="ListParagraph"/>
+        <w:numPr>
+          <w:ilvl w:val="0"/>
+          <w:numId w:val="1"/>
+        </w:numPr>
+        <w:spacing w:line="300" w:lineRule="auto"/>
+        <w:rPr>
+          <w:rFonts w:asciiTheme="minorHAnsi" w:hAnsiTheme="minorHAnsi" w:cstheme="minorHAnsi"/>
+        </w:rPr>
+      </w:pPr>
+      <w:r>
+        <w:rPr>
+          <w:rFonts w:asciiTheme="minorHAnsi" w:hAnsiTheme="minorHAnsi" w:cstheme="minorHAnsi"/>
+        </w:rPr>
+        <w:t>Items per page</w:t>
+      </w:r>
+    </w:p>
+    <w:p>
+      <w:pPr>
+        <w:pStyle w:val="ListParagraph"/>
+        <w:numPr>
+          <w:ilvl w:val="0"/>
+          <w:numId w:val="1"/>
+        </w:numPr>
+        <w:spacing w:line="300" w:lineRule="auto"/>
+        <w:rPr>
+          <w:rFonts w:asciiTheme="minorHAnsi" w:hAnsiTheme="minorHAnsi" w:cstheme="minorHAnsi"/>
+        </w:rPr>
+      </w:pPr>
+      <w:r>
+        <w:rPr>
+          <w:rFonts w:asciiTheme="minorHAnsi" w:hAnsiTheme="minorHAnsi" w:cstheme="minorHAnsi"/>
+        </w:rPr>
+        <w:t>Pokémon cards with stats</w:t>
+      </w:r>
+    </w:p>
+    <w:p>
+      <w:pPr>
+        <w:spacing w:line="300" w:lineRule="auto"/>
+        <w:rPr>
+          <w:rFonts w:asciiTheme="minorHAnsi" w:hAnsiTheme="minorHAnsi" w:cstheme="minorHAnsi"/>
+        </w:rPr>
+      </w:pPr>
+    </w:p>
+    <w:p>
+      <w:pPr>
+        <w:spacing w:line="300" w:lineRule="auto"/>
+        <w:rPr>
+          <w:rFonts w:asciiTheme="minorHAnsi" w:hAnsiTheme="minorHAnsi" w:cstheme="minorHAnsi"/>
+        </w:rPr>
+      </w:pPr>
+      <w:r>
+        <w:rPr>
+          <w:rFonts w:asciiTheme="minorHAnsi" w:hAnsiTheme="minorHAnsi" w:cstheme="minorHAnsi"/>
+        </w:rPr>
+        <w:t>Configured</w:t>
+      </w:r>
+      <w:r>
+        <w:rPr>
+          <w:rFonts w:asciiTheme="minorHAnsi" w:hAnsiTheme="minorHAnsi" w:cstheme="minorHAnsi"/>
+        </w:rPr>
+        <w:t xml:space="preserve"> the backend API URL inside environment.ts. This avoids hardcoding URLs inside services.</w:t>
       </w:r>
     </w:p>
     <w:p>
@@ -2198,159 +2082,6 @@
           <w:sz w:val="25"/>
           <w:szCs w:val="25"/>
         </w:rPr>
-        <w:t>UI Features</w:t>
-      </w:r>
-    </w:p>
-    <w:p>
-      <w:pPr>
-        <w:spacing w:line="320" w:lineRule="auto"/>
-        <w:jc w:val="both"/>
-        <w:rPr>
-          <w:rFonts w:asciiTheme="minorHAnsi" w:hAnsiTheme="minorHAnsi" w:cstheme="minorHAnsi"/>
-        </w:rPr>
-      </w:pPr>
-      <w:r>
-        <w:rPr>
-          <w:rFonts w:asciiTheme="minorHAnsi" w:hAnsiTheme="minorHAnsi" w:cstheme="minorHAnsi"/>
-        </w:rPr>
-        <w:t>The frontend displays:</w:t>
-      </w:r>
-    </w:p>
-    <w:p>
-      <w:pPr>
-        <w:pStyle w:val="ListParagraph"/>
-        <w:numPr>
-          <w:ilvl w:val="0"/>
-          <w:numId w:val="1"/>
-        </w:numPr>
-        <w:spacing w:line="300" w:lineRule="auto"/>
-        <w:rPr>
-          <w:rFonts w:asciiTheme="minorHAnsi" w:hAnsiTheme="minorHAnsi" w:cstheme="minorHAnsi"/>
-        </w:rPr>
-      </w:pPr>
-      <w:r>
-        <w:rPr>
-          <w:rFonts w:asciiTheme="minorHAnsi" w:hAnsiTheme="minorHAnsi" w:cstheme="minorHAnsi"/>
-        </w:rPr>
-        <w:t>Sorting dropdown</w:t>
-      </w:r>
-    </w:p>
-    <w:p>
-      <w:pPr>
-        <w:pStyle w:val="ListParagraph"/>
-        <w:numPr>
-          <w:ilvl w:val="0"/>
-          <w:numId w:val="1"/>
-        </w:numPr>
-        <w:spacing w:line="300" w:lineRule="auto"/>
-        <w:rPr>
-          <w:rFonts w:asciiTheme="minorHAnsi" w:hAnsiTheme="minorHAnsi" w:cstheme="minorHAnsi"/>
-        </w:rPr>
-      </w:pPr>
-      <w:r>
-        <w:rPr>
-          <w:rFonts w:asciiTheme="minorHAnsi" w:hAnsiTheme="minorHAnsi" w:cstheme="minorHAnsi"/>
-        </w:rPr>
-        <w:t>Direction dropdown</w:t>
-      </w:r>
-    </w:p>
-    <w:p>
-      <w:pPr>
-        <w:pStyle w:val="ListParagraph"/>
-        <w:numPr>
-          <w:ilvl w:val="0"/>
-          <w:numId w:val="1"/>
-        </w:numPr>
-        <w:spacing w:line="300" w:lineRule="auto"/>
-        <w:rPr>
-          <w:rFonts w:asciiTheme="minorHAnsi" w:hAnsiTheme="minorHAnsi" w:cstheme="minorHAnsi"/>
-        </w:rPr>
-      </w:pPr>
-      <w:r>
-        <w:rPr>
-          <w:rFonts w:asciiTheme="minorHAnsi" w:hAnsiTheme="minorHAnsi" w:cstheme="minorHAnsi"/>
-        </w:rPr>
-        <w:t>Items per page</w:t>
-      </w:r>
-    </w:p>
-    <w:p>
-      <w:pPr>
-        <w:pStyle w:val="ListParagraph"/>
-        <w:numPr>
-          <w:ilvl w:val="0"/>
-          <w:numId w:val="1"/>
-        </w:numPr>
-        <w:spacing w:line="300" w:lineRule="auto"/>
-        <w:rPr>
-          <w:rFonts w:asciiTheme="minorHAnsi" w:hAnsiTheme="minorHAnsi" w:cstheme="minorHAnsi"/>
-        </w:rPr>
-      </w:pPr>
-      <w:r>
-        <w:rPr>
-          <w:rFonts w:asciiTheme="minorHAnsi" w:hAnsiTheme="minorHAnsi" w:cstheme="minorHAnsi"/>
-        </w:rPr>
-        <w:t>Pokémon cards with stats</w:t>
-      </w:r>
-    </w:p>
-    <w:p>
-      <w:pPr>
-        <w:spacing w:line="300" w:lineRule="auto"/>
-        <w:rPr>
-          <w:rFonts w:asciiTheme="minorHAnsi" w:hAnsiTheme="minorHAnsi" w:cstheme="minorHAnsi"/>
-        </w:rPr>
-      </w:pPr>
-    </w:p>
-    <w:p>
-      <w:pPr>
-        <w:spacing w:line="300" w:lineRule="auto"/>
-        <w:rPr>
-          <w:rFonts w:asciiTheme="minorHAnsi" w:hAnsiTheme="minorHAnsi" w:cstheme="minorHAnsi"/>
-        </w:rPr>
-      </w:pPr>
-      <w:r>
-        <w:rPr>
-          <w:rFonts w:asciiTheme="minorHAnsi" w:hAnsiTheme="minorHAnsi" w:cstheme="minorHAnsi"/>
-        </w:rPr>
-        <w:t>Configured</w:t>
-      </w:r>
-      <w:r>
-        <w:rPr>
-          <w:rFonts w:asciiTheme="minorHAnsi" w:hAnsiTheme="minorHAnsi" w:cstheme="minorHAnsi"/>
-        </w:rPr>
-        <w:t xml:space="preserve"> the backend API URL inside </w:t>
-      </w:r>
-      <w:proofErr w:type="spellStart"/>
-      <w:r>
-        <w:rPr>
-          <w:rFonts w:asciiTheme="minorHAnsi" w:hAnsiTheme="minorHAnsi" w:cstheme="minorHAnsi"/>
-        </w:rPr>
-        <w:t>environment.ts</w:t>
-      </w:r>
-      <w:proofErr w:type="spellEnd"/>
-      <w:r>
-        <w:rPr>
-          <w:rFonts w:asciiTheme="minorHAnsi" w:hAnsiTheme="minorHAnsi" w:cstheme="minorHAnsi"/>
-        </w:rPr>
-        <w:t>. This avoids hardcoding URLs inside services.</w:t>
-      </w:r>
-    </w:p>
-    <w:p>
-      <w:pPr>
-        <w:pStyle w:val="Heading2"/>
-        <w:spacing w:before="260" w:after="100"/>
-        <w:rPr>
-          <w:rFonts w:asciiTheme="minorHAnsi" w:hAnsiTheme="minorHAnsi" w:cstheme="minorHAnsi"/>
-        </w:rPr>
-      </w:pPr>
-      <w:r>
-        <w:rPr>
-          <w:rFonts w:asciiTheme="minorHAnsi" w:hAnsiTheme="minorHAnsi" w:cstheme="minorHAnsi"/>
-          <w:b/>
-          <w:bCs/>
-          <w:color w:val="3B2F2F"/>
-          <w:sz w:val="25"/>
-          <w:szCs w:val="25"/>
-        </w:rPr>
         <w:lastRenderedPageBreak/>
         <w:t>Angular Concepts Used</w:t>
       </w:r>
@@ -2405,14 +2136,12 @@
           <w:rFonts w:asciiTheme="minorHAnsi" w:hAnsiTheme="minorHAnsi" w:cstheme="minorHAnsi"/>
         </w:rPr>
       </w:pPr>
-      <w:proofErr w:type="spellStart"/>
       <w:r>
         <w:rPr>
           <w:rFonts w:asciiTheme="minorHAnsi" w:hAnsiTheme="minorHAnsi" w:cstheme="minorHAnsi"/>
         </w:rPr>
         <w:t>HttpClient</w:t>
       </w:r>
-      <w:proofErr w:type="spellEnd"/>
     </w:p>
     <w:p>
       <w:pPr>
@@ -2449,48 +2178,26 @@
         <w:rPr>
           <w:rFonts w:asciiTheme="minorHAnsi" w:hAnsiTheme="minorHAnsi" w:cstheme="minorHAnsi"/>
         </w:rPr>
-        <w:t>Two-way binding (</w:t>
-      </w:r>
-      <w:proofErr w:type="spellStart"/>
-      <w:r>
-        <w:rPr>
-          <w:rFonts w:asciiTheme="minorHAnsi" w:hAnsiTheme="minorHAnsi" w:cstheme="minorHAnsi"/>
-        </w:rPr>
-        <w:t>ngModel</w:t>
-      </w:r>
-      <w:proofErr w:type="spellEnd"/>
-      <w:r>
-        <w:rPr>
-          <w:rFonts w:asciiTheme="minorHAnsi" w:hAnsiTheme="minorHAnsi" w:cstheme="minorHAnsi"/>
-        </w:rPr>
-        <w:t>)</w:t>
-      </w:r>
-    </w:p>
-    <w:p>
-      <w:pPr>
-        <w:pStyle w:val="ListParagraph"/>
-        <w:numPr>
-          <w:ilvl w:val="0"/>
-          <w:numId w:val="1"/>
-        </w:numPr>
-        <w:spacing w:line="300" w:lineRule="auto"/>
-        <w:rPr>
-          <w:rFonts w:asciiTheme="minorHAnsi" w:hAnsiTheme="minorHAnsi" w:cstheme="minorHAnsi"/>
-        </w:rPr>
-      </w:pPr>
-      <w:proofErr w:type="spellStart"/>
-      <w:r>
-        <w:rPr>
-          <w:rFonts w:asciiTheme="minorHAnsi" w:hAnsiTheme="minorHAnsi" w:cstheme="minorHAnsi"/>
-        </w:rPr>
-        <w:t>ngFor</w:t>
-      </w:r>
-      <w:proofErr w:type="spellEnd"/>
-      <w:r>
-        <w:rPr>
-          <w:rFonts w:asciiTheme="minorHAnsi" w:hAnsiTheme="minorHAnsi" w:cstheme="minorHAnsi"/>
-        </w:rPr>
-        <w:t xml:space="preserve"> loops</w:t>
+        <w:t>Two-way binding (ngModel)</w:t>
+      </w:r>
+    </w:p>
+    <w:p>
+      <w:pPr>
+        <w:pStyle w:val="ListParagraph"/>
+        <w:numPr>
+          <w:ilvl w:val="0"/>
+          <w:numId w:val="1"/>
+        </w:numPr>
+        <w:spacing w:line="300" w:lineRule="auto"/>
+        <w:rPr>
+          <w:rFonts w:asciiTheme="minorHAnsi" w:hAnsiTheme="minorHAnsi" w:cstheme="minorHAnsi"/>
+        </w:rPr>
+      </w:pPr>
+      <w:r>
+        <w:rPr>
+          <w:rFonts w:asciiTheme="minorHAnsi" w:hAnsiTheme="minorHAnsi" w:cstheme="minorHAnsi"/>
+        </w:rPr>
+        <w:t>ngFor loops</w:t>
       </w:r>
     </w:p>
     <w:p>
@@ -2528,21 +2235,7 @@
         <w:rPr>
           <w:rFonts w:asciiTheme="minorHAnsi" w:hAnsiTheme="minorHAnsi" w:cstheme="minorHAnsi"/>
         </w:rPr>
-        <w:t xml:space="preserve">Custom mapping for </w:t>
-      </w:r>
-      <w:proofErr w:type="spellStart"/>
-      <w:r>
-        <w:rPr>
-          <w:rFonts w:asciiTheme="minorHAnsi" w:hAnsiTheme="minorHAnsi" w:cstheme="minorHAnsi"/>
-        </w:rPr>
-        <w:t>enum</w:t>
-      </w:r>
-      <w:proofErr w:type="spellEnd"/>
-      <w:r>
-        <w:rPr>
-          <w:rFonts w:asciiTheme="minorHAnsi" w:hAnsiTheme="minorHAnsi" w:cstheme="minorHAnsi"/>
-        </w:rPr>
-        <w:t xml:space="preserve"> labels</w:t>
+        <w:t>Custom mapping for enum labels</w:t>
       </w:r>
     </w:p>
     <w:p>
@@ -2573,36 +2266,496 @@
           <w:rFonts w:asciiTheme="minorHAnsi" w:hAnsiTheme="minorHAnsi" w:cstheme="minorHAnsi"/>
         </w:rPr>
       </w:pPr>
-      <w:r>
-        <w:rPr>
-          <w:rFonts w:asciiTheme="minorHAnsi" w:hAnsiTheme="minorHAnsi" w:cstheme="minorHAnsi"/>
-        </w:rPr>
-        <w:t>In conclusion, this assessment gave me a chance to build something simple, clean, and well</w:t>
-      </w:r>
-      <w:r>
-        <w:rPr>
-          <w:rFonts w:asciiTheme="minorHAnsi" w:hAnsiTheme="minorHAnsi" w:cstheme="minorHAnsi"/>
-        </w:rPr>
-        <w:noBreakHyphen/>
-        <w:t>organized</w:t>
-      </w:r>
-      <w:r>
-        <w:rPr>
-          <w:rFonts w:asciiTheme="minorHAnsi" w:hAnsiTheme="minorHAnsi" w:cstheme="minorHAnsi"/>
-        </w:rPr>
-        <w:t xml:space="preserve">, </w:t>
-      </w:r>
-      <w:r>
-        <w:rPr>
-          <w:rFonts w:asciiTheme="minorHAnsi" w:hAnsiTheme="minorHAnsi" w:cstheme="minorHAnsi"/>
-        </w:rPr>
-        <w:t xml:space="preserve">exactly how I </w:t>
-      </w:r>
-      <w:r>
-        <w:rPr>
-          <w:rFonts w:asciiTheme="minorHAnsi" w:hAnsiTheme="minorHAnsi" w:cstheme="minorHAnsi"/>
-        </w:rPr>
-        <w:t>built my applications earlier.</w:t>
+    </w:p>
+    <w:p>
+      <w:pPr>
+        <w:pStyle w:val="Heading2"/>
+      </w:pPr>
+      <w:r>
+        <w:t>Test Cases:</w:t>
+      </w:r>
+    </w:p>
+    <w:p>
+      <w:pPr>
+        <w:pStyle w:val="Heading2"/>
+      </w:pPr>
+    </w:p>
+    <w:p>
+      <w:pPr>
+        <w:spacing w:after="170" w:line="320" w:lineRule="auto"/>
+        <w:jc w:val="both"/>
+        <w:rPr>
+          <w:rFonts w:asciiTheme="minorHAnsi" w:hAnsiTheme="minorHAnsi" w:cstheme="minorHAnsi"/>
+        </w:rPr>
+      </w:pPr>
+      <w:r>
+        <w:rPr>
+          <w:rFonts w:asciiTheme="minorHAnsi" w:hAnsiTheme="minorHAnsi" w:cstheme="minorHAnsi"/>
+        </w:rPr>
+        <w:drawing>
+          <wp:inline distT="0" distB="0" distL="0" distR="0" wp14:anchorId="07337D3D" wp14:editId="707E8BEF">
+            <wp:extent cx="6858000" cy="3061335"/>
+            <wp:effectExtent l="0" t="0" r="0" b="5715"/>
+            <wp:docPr id="2016414619" name="Picture 1"/>
+            <wp:cNvGraphicFramePr>
+              <a:graphicFrameLocks xmlns:a="http://schemas.openxmlformats.org/drawingml/2006/main" noChangeAspect="1"/>
+            </wp:cNvGraphicFramePr>
+            <a:graphic xmlns:a="http://schemas.openxmlformats.org/drawingml/2006/main">
+              <a:graphicData uri="http://schemas.openxmlformats.org/drawingml/2006/picture">
+                <pic:pic xmlns:pic="http://schemas.openxmlformats.org/drawingml/2006/picture">
+                  <pic:nvPicPr>
+                    <pic:cNvPr id="2016414619" name=""/>
+                    <pic:cNvPicPr/>
+                  </pic:nvPicPr>
+                  <pic:blipFill>
+                    <a:blip r:embed="rId5"/>
+                    <a:stretch>
+                      <a:fillRect/>
+                    </a:stretch>
+                  </pic:blipFill>
+                  <pic:spPr>
+                    <a:xfrm>
+                      <a:off x="0" y="0"/>
+                      <a:ext cx="6858000" cy="3061335"/>
+                    </a:xfrm>
+                    <a:prstGeom prst="rect">
+                      <a:avLst/>
+                    </a:prstGeom>
+                  </pic:spPr>
+                </pic:pic>
+              </a:graphicData>
+            </a:graphic>
+          </wp:inline>
+        </w:drawing>
+      </w:r>
+    </w:p>
+    <w:p>
+      <w:pPr>
+        <w:spacing w:after="170" w:line="320" w:lineRule="auto"/>
+        <w:jc w:val="both"/>
+        <w:rPr>
+          <w:rFonts w:asciiTheme="minorHAnsi" w:hAnsiTheme="minorHAnsi" w:cstheme="minorHAnsi"/>
+        </w:rPr>
+      </w:pPr>
+    </w:p>
+    <w:p>
+      <w:pPr>
+        <w:rPr>
+          <w:color w:val="2E74B5"/>
+          <w:sz w:val="26"/>
+          <w:szCs w:val="26"/>
+        </w:rPr>
+      </w:pPr>
+      <w:r>
+        <w:br w:type="page"/>
+      </w:r>
+    </w:p>
+    <w:p>
+      <w:pPr>
+        <w:pStyle w:val="Heading2"/>
+      </w:pPr>
+      <w:r>
+        <w:lastRenderedPageBreak/>
+        <w:t>Output</w:t>
+      </w:r>
+    </w:p>
+    <w:p>
+      <w:pPr>
+        <w:pStyle w:val="Heading2"/>
+      </w:pPr>
+    </w:p>
+    <w:p>
+      <w:pPr>
+        <w:spacing w:after="170" w:line="320" w:lineRule="auto"/>
+        <w:jc w:val="both"/>
+        <w:rPr>
+          <w:rFonts w:asciiTheme="minorHAnsi" w:hAnsiTheme="minorHAnsi" w:cstheme="minorHAnsi"/>
+          <w:b/>
+          <w:bCs/>
+        </w:rPr>
+      </w:pPr>
+      <w:r>
+        <w:rPr>
+          <w:rFonts w:asciiTheme="minorHAnsi" w:hAnsiTheme="minorHAnsi" w:cstheme="minorHAnsi"/>
+          <w:b/>
+          <w:bCs/>
+        </w:rPr>
+        <w:t>Swagger Endpoint:</w:t>
+      </w:r>
+    </w:p>
+    <w:p>
+      <w:pPr>
+        <w:spacing w:after="170" w:line="320" w:lineRule="auto"/>
+        <w:jc w:val="both"/>
+        <w:rPr>
+          <w:rFonts w:asciiTheme="minorHAnsi" w:hAnsiTheme="minorHAnsi" w:cstheme="minorHAnsi"/>
+        </w:rPr>
+      </w:pPr>
+      <w:r>
+        <w:rPr>
+          <w:rFonts w:asciiTheme="minorHAnsi" w:hAnsiTheme="minorHAnsi" w:cstheme="minorHAnsi"/>
+          <w:noProof/>
+        </w:rPr>
+        <w:drawing>
+          <wp:inline distT="0" distB="0" distL="0" distR="0" wp14:anchorId="2395D448" wp14:editId="339D427E">
+            <wp:extent cx="6858000" cy="2484755"/>
+            <wp:effectExtent l="0" t="0" r="0" b="0"/>
+            <wp:docPr id="681154673" name="Picture 1"/>
+            <wp:cNvGraphicFramePr>
+              <a:graphicFrameLocks xmlns:a="http://schemas.openxmlformats.org/drawingml/2006/main" noChangeAspect="1"/>
+            </wp:cNvGraphicFramePr>
+            <a:graphic xmlns:a="http://schemas.openxmlformats.org/drawingml/2006/main">
+              <a:graphicData uri="http://schemas.openxmlformats.org/drawingml/2006/picture">
+                <pic:pic xmlns:pic="http://schemas.openxmlformats.org/drawingml/2006/picture">
+                  <pic:nvPicPr>
+                    <pic:cNvPr id="681154673" name=""/>
+                    <pic:cNvPicPr/>
+                  </pic:nvPicPr>
+                  <pic:blipFill>
+                    <a:blip r:embed="rId6"/>
+                    <a:stretch>
+                      <a:fillRect/>
+                    </a:stretch>
+                  </pic:blipFill>
+                  <pic:spPr>
+                    <a:xfrm>
+                      <a:off x="0" y="0"/>
+                      <a:ext cx="6858000" cy="2484755"/>
+                    </a:xfrm>
+                    <a:prstGeom prst="rect">
+                      <a:avLst/>
+                    </a:prstGeom>
+                  </pic:spPr>
+                </pic:pic>
+              </a:graphicData>
+            </a:graphic>
+          </wp:inline>
+        </w:drawing>
+      </w:r>
+    </w:p>
+    <w:p>
+      <w:pPr>
+        <w:spacing w:after="170" w:line="320" w:lineRule="auto"/>
+        <w:jc w:val="both"/>
+        <w:rPr>
+          <w:rFonts w:asciiTheme="minorHAnsi" w:hAnsiTheme="minorHAnsi" w:cstheme="minorHAnsi"/>
+          <w:b/>
+          <w:bCs/>
+        </w:rPr>
+      </w:pPr>
+      <w:r>
+        <w:rPr>
+          <w:rFonts w:asciiTheme="minorHAnsi" w:hAnsiTheme="minorHAnsi" w:cstheme="minorHAnsi"/>
+          <w:b/>
+          <w:bCs/>
+        </w:rPr>
+        <w:t>UI:</w:t>
+      </w:r>
+    </w:p>
+    <w:p>
+      <w:pPr>
+        <w:spacing w:after="170" w:line="320" w:lineRule="auto"/>
+        <w:jc w:val="both"/>
+        <w:rPr>
+          <w:rFonts w:asciiTheme="minorHAnsi" w:hAnsiTheme="minorHAnsi" w:cstheme="minorHAnsi"/>
+          <w:b/>
+          <w:bCs/>
+        </w:rPr>
+      </w:pPr>
+      <w:r>
+        <w:rPr>
+          <w:rFonts w:asciiTheme="minorHAnsi" w:hAnsiTheme="minorHAnsi" w:cstheme="minorHAnsi"/>
+          <w:b/>
+          <w:bCs/>
+          <w:noProof/>
+        </w:rPr>
+        <w:drawing>
+          <wp:inline distT="0" distB="0" distL="0" distR="0" wp14:anchorId="79EBC2EF" wp14:editId="726E9E81">
+            <wp:extent cx="7158355" cy="4451230"/>
+            <wp:effectExtent l="0" t="0" r="4445" b="6985"/>
+            <wp:docPr id="1452407520" name="Picture 1"/>
+            <wp:cNvGraphicFramePr>
+              <a:graphicFrameLocks xmlns:a="http://schemas.openxmlformats.org/drawingml/2006/main" noChangeAspect="1"/>
+            </wp:cNvGraphicFramePr>
+            <a:graphic xmlns:a="http://schemas.openxmlformats.org/drawingml/2006/main">
+              <a:graphicData uri="http://schemas.openxmlformats.org/drawingml/2006/picture">
+                <pic:pic xmlns:pic="http://schemas.openxmlformats.org/drawingml/2006/picture">
+                  <pic:nvPicPr>
+                    <pic:cNvPr id="1452407520" name=""/>
+                    <pic:cNvPicPr/>
+                  </pic:nvPicPr>
+                  <pic:blipFill>
+                    <a:blip r:embed="rId7"/>
+                    <a:stretch>
+                      <a:fillRect/>
+                    </a:stretch>
+                  </pic:blipFill>
+                  <pic:spPr>
+                    <a:xfrm>
+                      <a:off x="0" y="0"/>
+                      <a:ext cx="7215958" cy="4487049"/>
+                    </a:xfrm>
+                    <a:prstGeom prst="rect">
+                      <a:avLst/>
+                    </a:prstGeom>
+                  </pic:spPr>
+                </pic:pic>
+              </a:graphicData>
+            </a:graphic>
+          </wp:inline>
+        </w:drawing>
+      </w:r>
+    </w:p>
+    <w:p>
+      <w:pPr>
+        <w:spacing w:after="170" w:line="320" w:lineRule="auto"/>
+        <w:jc w:val="both"/>
+        <w:rPr>
+          <w:rFonts w:asciiTheme="minorHAnsi" w:hAnsiTheme="minorHAnsi" w:cstheme="minorHAnsi"/>
+          <w:b/>
+          <w:bCs/>
+        </w:rPr>
+      </w:pPr>
+    </w:p>
+    <w:p>
+      <w:pPr>
+        <w:spacing w:after="170" w:line="320" w:lineRule="auto"/>
+        <w:jc w:val="both"/>
+        <w:rPr>
+          <w:rFonts w:asciiTheme="minorHAnsi" w:hAnsiTheme="minorHAnsi" w:cstheme="minorHAnsi"/>
+          <w:b/>
+          <w:bCs/>
+        </w:rPr>
+      </w:pPr>
+    </w:p>
+    <w:p>
+      <w:pPr>
+        <w:spacing w:after="170" w:line="320" w:lineRule="auto"/>
+        <w:jc w:val="both"/>
+        <w:rPr>
+          <w:rFonts w:asciiTheme="minorHAnsi" w:hAnsiTheme="minorHAnsi" w:cstheme="minorHAnsi"/>
+          <w:b/>
+          <w:bCs/>
+        </w:rPr>
+      </w:pPr>
+    </w:p>
+    <w:p>
+      <w:pPr>
+        <w:spacing w:after="170" w:line="320" w:lineRule="auto"/>
+        <w:jc w:val="both"/>
+        <w:rPr>
+          <w:rFonts w:asciiTheme="minorHAnsi" w:hAnsiTheme="minorHAnsi" w:cstheme="minorHAnsi"/>
+          <w:b/>
+          <w:bCs/>
+        </w:rPr>
+      </w:pPr>
+      <w:r>
+        <w:rPr>
+          <w:rFonts w:asciiTheme="minorHAnsi" w:hAnsiTheme="minorHAnsi" w:cstheme="minorHAnsi"/>
+          <w:b/>
+          <w:bCs/>
+        </w:rPr>
+        <w:lastRenderedPageBreak/>
+        <w:t>Items per page: 4</w:t>
+      </w:r>
+    </w:p>
+    <w:p>
+      <w:pPr>
+        <w:spacing w:after="170" w:line="320" w:lineRule="auto"/>
+        <w:jc w:val="both"/>
+        <w:rPr>
+          <w:rFonts w:asciiTheme="minorHAnsi" w:hAnsiTheme="minorHAnsi" w:cstheme="minorHAnsi"/>
+          <w:b/>
+          <w:bCs/>
+        </w:rPr>
+      </w:pPr>
+      <w:r>
+        <w:rPr>
+          <w:rFonts w:asciiTheme="minorHAnsi" w:hAnsiTheme="minorHAnsi" w:cstheme="minorHAnsi"/>
+          <w:b/>
+          <w:bCs/>
+          <w:noProof/>
+        </w:rPr>
+        <w:drawing>
+          <wp:inline distT="0" distB="0" distL="0" distR="0" wp14:anchorId="35AC9914" wp14:editId="4777F3AE">
+            <wp:extent cx="6858000" cy="3076575"/>
+            <wp:effectExtent l="0" t="0" r="0" b="9525"/>
+            <wp:docPr id="304293929" name="Picture 1"/>
+            <wp:cNvGraphicFramePr>
+              <a:graphicFrameLocks xmlns:a="http://schemas.openxmlformats.org/drawingml/2006/main" noChangeAspect="1"/>
+            </wp:cNvGraphicFramePr>
+            <a:graphic xmlns:a="http://schemas.openxmlformats.org/drawingml/2006/main">
+              <a:graphicData uri="http://schemas.openxmlformats.org/drawingml/2006/picture">
+                <pic:pic xmlns:pic="http://schemas.openxmlformats.org/drawingml/2006/picture">
+                  <pic:nvPicPr>
+                    <pic:cNvPr id="304293929" name=""/>
+                    <pic:cNvPicPr/>
+                  </pic:nvPicPr>
+                  <pic:blipFill rotWithShape="1">
+                    <a:blip r:embed="rId8"/>
+                    <a:srcRect b="13867"/>
+                    <a:stretch>
+                      <a:fillRect/>
+                    </a:stretch>
+                  </pic:blipFill>
+                  <pic:spPr bwMode="auto">
+                    <a:xfrm>
+                      <a:off x="0" y="0"/>
+                      <a:ext cx="6858000" cy="3076575"/>
+                    </a:xfrm>
+                    <a:prstGeom prst="rect">
+                      <a:avLst/>
+                    </a:prstGeom>
+                    <a:ln>
+                      <a:noFill/>
+                    </a:ln>
+                    <a:extLst>
+                      <a:ext uri="{53640926-AAD7-44D8-BBD7-CCE9431645EC}">
+                        <a14:shadowObscured xmlns:a14="http://schemas.microsoft.com/office/drawing/2010/main"/>
+                      </a:ext>
+                    </a:extLst>
+                  </pic:spPr>
+                </pic:pic>
+              </a:graphicData>
+            </a:graphic>
+          </wp:inline>
+        </w:drawing>
+      </w:r>
+    </w:p>
+    <w:p>
+      <w:pPr>
+        <w:spacing w:after="170" w:line="320" w:lineRule="auto"/>
+        <w:jc w:val="both"/>
+        <w:rPr>
+          <w:rFonts w:asciiTheme="minorHAnsi" w:hAnsiTheme="minorHAnsi" w:cstheme="minorHAnsi"/>
+          <w:b/>
+          <w:bCs/>
+        </w:rPr>
+      </w:pPr>
+      <w:r>
+        <w:rPr>
+          <w:rFonts w:asciiTheme="minorHAnsi" w:hAnsiTheme="minorHAnsi" w:cstheme="minorHAnsi"/>
+          <w:b/>
+          <w:bCs/>
+        </w:rPr>
+        <w:t>Responsive:</w:t>
+      </w:r>
+      <w:r>
+        <w:rPr>
+          <w:rFonts w:asciiTheme="minorHAnsi" w:hAnsiTheme="minorHAnsi" w:cstheme="minorHAnsi"/>
+          <w:b/>
+          <w:bCs/>
+        </w:rPr>
+        <w:t xml:space="preserve"> </w:t>
+      </w:r>
+    </w:p>
+    <w:p>
+      <w:pPr>
+        <w:spacing w:after="170" w:line="320" w:lineRule="auto"/>
+        <w:jc w:val="center"/>
+        <w:rPr>
+          <w:rFonts w:asciiTheme="minorHAnsi" w:hAnsiTheme="minorHAnsi" w:cstheme="minorHAnsi"/>
+          <w:b/>
+          <w:bCs/>
+        </w:rPr>
+      </w:pPr>
+      <w:r>
+        <w:rPr>
+          <w:rFonts w:asciiTheme="minorHAnsi" w:hAnsiTheme="minorHAnsi" w:cstheme="minorHAnsi"/>
+          <w:b/>
+          <w:bCs/>
+          <w:noProof/>
+        </w:rPr>
+        <w:drawing>
+          <wp:inline distT="0" distB="0" distL="0" distR="0" wp14:anchorId="391E138D" wp14:editId="51E0E3C9">
+            <wp:extent cx="3451919" cy="4953000"/>
+            <wp:effectExtent l="0" t="0" r="0" b="0"/>
+            <wp:docPr id="124739941" name="Picture 1"/>
+            <wp:cNvGraphicFramePr>
+              <a:graphicFrameLocks xmlns:a="http://schemas.openxmlformats.org/drawingml/2006/main" noChangeAspect="1"/>
+            </wp:cNvGraphicFramePr>
+            <a:graphic xmlns:a="http://schemas.openxmlformats.org/drawingml/2006/main">
+              <a:graphicData uri="http://schemas.openxmlformats.org/drawingml/2006/picture">
+                <pic:pic xmlns:pic="http://schemas.openxmlformats.org/drawingml/2006/picture">
+                  <pic:nvPicPr>
+                    <pic:cNvPr id="124739941" name=""/>
+                    <pic:cNvPicPr/>
+                  </pic:nvPicPr>
+                  <pic:blipFill>
+                    <a:blip r:embed="rId9"/>
+                    <a:stretch>
+                      <a:fillRect/>
+                    </a:stretch>
+                  </pic:blipFill>
+                  <pic:spPr>
+                    <a:xfrm>
+                      <a:off x="0" y="0"/>
+                      <a:ext cx="3468219" cy="4976389"/>
+                    </a:xfrm>
+                    <a:prstGeom prst="rect">
+                      <a:avLst/>
+                    </a:prstGeom>
+                  </pic:spPr>
+                </pic:pic>
+              </a:graphicData>
+            </a:graphic>
+          </wp:inline>
+        </w:drawing>
+      </w:r>
+    </w:p>
+    <w:p>
+      <w:pPr>
+        <w:spacing w:after="170" w:line="320" w:lineRule="auto"/>
+        <w:jc w:val="center"/>
+        <w:rPr>
+          <w:rFonts w:asciiTheme="minorHAnsi" w:hAnsiTheme="minorHAnsi" w:cstheme="minorHAnsi"/>
+          <w:b/>
+          <w:bCs/>
+        </w:rPr>
+      </w:pPr>
+      <w:r>
+        <w:rPr>
+          <w:rFonts w:asciiTheme="minorHAnsi" w:hAnsiTheme="minorHAnsi" w:cstheme="minorHAnsi"/>
+          <w:b/>
+          <w:bCs/>
+          <w:noProof/>
+        </w:rPr>
+        <w:lastRenderedPageBreak/>
+        <w:drawing>
+          <wp:inline distT="0" distB="0" distL="0" distR="0" wp14:anchorId="4D4B339F" wp14:editId="768EFC71">
+            <wp:extent cx="4318263" cy="5629275"/>
+            <wp:effectExtent l="0" t="0" r="6350" b="0"/>
+            <wp:docPr id="1507035211" name="Picture 1"/>
+            <wp:cNvGraphicFramePr>
+              <a:graphicFrameLocks xmlns:a="http://schemas.openxmlformats.org/drawingml/2006/main" noChangeAspect="1"/>
+            </wp:cNvGraphicFramePr>
+            <a:graphic xmlns:a="http://schemas.openxmlformats.org/drawingml/2006/main">
+              <a:graphicData uri="http://schemas.openxmlformats.org/drawingml/2006/picture">
+                <pic:pic xmlns:pic="http://schemas.openxmlformats.org/drawingml/2006/picture">
+                  <pic:nvPicPr>
+                    <pic:cNvPr id="1507035211" name=""/>
+                    <pic:cNvPicPr/>
+                  </pic:nvPicPr>
+                  <pic:blipFill>
+                    <a:blip r:embed="rId10"/>
+                    <a:stretch>
+                      <a:fillRect/>
+                    </a:stretch>
+                  </pic:blipFill>
+                  <pic:spPr>
+                    <a:xfrm>
+                      <a:off x="0" y="0"/>
+                      <a:ext cx="4321124" cy="5633005"/>
+                    </a:xfrm>
+                    <a:prstGeom prst="rect">
+                      <a:avLst/>
+                    </a:prstGeom>
+                  </pic:spPr>
+                </pic:pic>
+              </a:graphicData>
+            </a:graphic>
+          </wp:inline>
+        </w:drawing>
       </w:r>
     </w:p>
     <w:sectPr>
@@ -3426,6 +3579,7 @@
   <w:style w:type="character" w:default="1" w:styleId="DefaultParagraphFont">
     <w:name w:val="Default Paragraph Font"/>
     <w:uiPriority w:val="1"/>
+    <w:semiHidden/>
     <w:unhideWhenUsed/>
   </w:style>
   <w:style w:type="table" w:default="1" w:styleId="TableNormal">
